--- a/src/main/resources/templates/DanhMucHoSoChoVay.docx
+++ b/src/main/resources/templates/DanhMucHoSoChoVay.docx
@@ -11,8 +11,6 @@
           <w:sz w:val="26"/>
         </w:rPr>
       </w:pPr>
-      <w:bookmarkStart w:id="0" w:name="_GoBack"/>
-      <w:bookmarkEnd w:id="0"/>
       <w:r>
         <w:rPr>
           <w:rFonts w:ascii="Times New Roman" w:hAnsi="Times New Roman"/>
@@ -124,7 +122,30 @@
           <w:rFonts w:ascii="Times New Roman" w:hAnsi="Times New Roman"/>
           <w:sz w:val="26"/>
         </w:rPr>
-        <w:t>Số thẻ thành viên: {{sttv}}; Điện thoại liên hệ: {{sdtkh}}</w:t>
+        <w:t xml:space="preserve">Số thẻ thành viên: </w:t>
+      </w:r>
+      <w:r>
+        <w:rPr>
+          <w:rFonts w:ascii="Times New Roman" w:hAnsi="Times New Roman"/>
+          <w:b/>
+          <w:sz w:val="26"/>
+        </w:rPr>
+        <w:t>{{sttv}}</w:t>
+      </w:r>
+      <w:r>
+        <w:rPr>
+          <w:rFonts w:ascii="Times New Roman" w:hAnsi="Times New Roman"/>
+          <w:sz w:val="26"/>
+        </w:rPr>
+        <w:t xml:space="preserve">; Điện thoại liên hệ: </w:t>
+      </w:r>
+      <w:r>
+        <w:rPr>
+          <w:rFonts w:ascii="Times New Roman" w:hAnsi="Times New Roman"/>
+          <w:b/>
+          <w:sz w:val="26"/>
+        </w:rPr>
+        <w:t>{{sdtkh}}</w:t>
       </w:r>
     </w:p>
     <w:p>
@@ -144,7 +165,15 @@
           <w:rFonts w:ascii="Times New Roman" w:hAnsi="Times New Roman"/>
           <w:sz w:val="26"/>
         </w:rPr>
-        <w:t>Địa chỉ: {{ttkh}}</w:t>
+        <w:t xml:space="preserve">Địa chỉ: </w:t>
+      </w:r>
+      <w:r>
+        <w:rPr>
+          <w:rFonts w:ascii="Times New Roman" w:hAnsi="Times New Roman"/>
+          <w:b/>
+          <w:sz w:val="26"/>
+        </w:rPr>
+        <w:t>{{ttkh}}</w:t>
       </w:r>
     </w:p>
     <w:p>
@@ -164,7 +193,22 @@
           <w:rFonts w:ascii="Times New Roman" w:hAnsi="Times New Roman"/>
           <w:sz w:val="26"/>
         </w:rPr>
-        <w:t>Số tiền duyệt cho vay: {{tienso}} đồng</w:t>
+        <w:t xml:space="preserve">Số tiền duyệt cho vay: </w:t>
+      </w:r>
+      <w:r>
+        <w:rPr>
+          <w:rFonts w:ascii="Times New Roman" w:hAnsi="Times New Roman"/>
+          <w:b/>
+          <w:sz w:val="26"/>
+        </w:rPr>
+        <w:t>{{tienso}}</w:t>
+      </w:r>
+      <w:r>
+        <w:rPr>
+          <w:rFonts w:ascii="Times New Roman" w:hAnsi="Times New Roman"/>
+          <w:sz w:val="26"/>
+        </w:rPr>
+        <w:t xml:space="preserve"> đồng</w:t>
       </w:r>
     </w:p>
     <w:p>
@@ -184,7 +228,22 @@
           <w:rFonts w:ascii="Times New Roman" w:hAnsi="Times New Roman"/>
           <w:sz w:val="26"/>
         </w:rPr>
-        <w:t>Phương thức cho vay: Từng lần</w:t>
+        <w:t>Phương thứ</w:t>
+      </w:r>
+      <w:r>
+        <w:rPr>
+          <w:rFonts w:ascii="Times New Roman" w:hAnsi="Times New Roman"/>
+          <w:sz w:val="26"/>
+        </w:rPr>
+        <w:t xml:space="preserve">c cho vay: </w:t>
+      </w:r>
+      <w:r>
+        <w:rPr>
+          <w:rFonts w:ascii="Times New Roman" w:hAnsi="Times New Roman"/>
+          <w:b/>
+          <w:sz w:val="26"/>
+        </w:rPr>
+        <w:t>{{slv}}</w:t>
       </w:r>
     </w:p>
     <w:p>
@@ -211,47 +270,89 @@
           <w:rFonts w:ascii="Times New Roman" w:hAnsi="Times New Roman"/>
           <w:sz w:val="26"/>
         </w:rPr>
-        <w:t>n duy trì: {{thv}}</w:t>
+        <w:t xml:space="preserve">n duy trì: </w:t>
       </w:r>
       <w:r>
         <w:rPr>
           <w:rFonts w:ascii="Times New Roman" w:hAnsi="Times New Roman"/>
-          <w:sz w:val="26"/>
-        </w:rPr>
-        <w:t xml:space="preserve"> năm (từ ngày {{day}}/{{month}}/</w:t>
+          <w:b/>
+          <w:sz w:val="26"/>
+        </w:rPr>
+        <w:t>{{thv}}</w:t>
       </w:r>
       <w:r>
         <w:rPr>
           <w:rFonts w:ascii="Times New Roman" w:hAnsi="Times New Roman"/>
           <w:sz w:val="26"/>
         </w:rPr>
-        <w:t xml:space="preserve">{{year}} </w:t>
+        <w:t xml:space="preserve"> năm (từ ngày </w:t>
       </w:r>
       <w:r>
         <w:rPr>
           <w:rFonts w:ascii="Times New Roman" w:hAnsi="Times New Roman"/>
-          <w:sz w:val="26"/>
-        </w:rPr>
-        <w:t>đến ngày {{endDate}})</w:t>
+          <w:b/>
+          <w:sz w:val="26"/>
+        </w:rPr>
+        <w:t>{{day}}/{{month}}/</w:t>
+      </w:r>
+      <w:r>
+        <w:rPr>
+          <w:rFonts w:ascii="Times New Roman" w:hAnsi="Times New Roman"/>
+          <w:b/>
+          <w:sz w:val="26"/>
+        </w:rPr>
+        <w:t>{{year}}</w:t>
+      </w:r>
+      <w:r>
+        <w:rPr>
+          <w:rFonts w:ascii="Times New Roman" w:hAnsi="Times New Roman"/>
+          <w:sz w:val="26"/>
+        </w:rPr>
+        <w:t xml:space="preserve"> </w:t>
+      </w:r>
+      <w:r>
+        <w:rPr>
+          <w:rFonts w:ascii="Times New Roman" w:hAnsi="Times New Roman"/>
+          <w:sz w:val="26"/>
+        </w:rPr>
+        <w:t xml:space="preserve">đến ngày </w:t>
+      </w:r>
+      <w:r>
+        <w:rPr>
+          <w:rFonts w:ascii="Times New Roman" w:hAnsi="Times New Roman"/>
+          <w:b/>
+          <w:sz w:val="26"/>
+        </w:rPr>
+        <w:t>{{endDate}}</w:t>
+      </w:r>
+      <w:r>
+        <w:rPr>
+          <w:rFonts w:ascii="Times New Roman" w:hAnsi="Times New Roman"/>
+          <w:sz w:val="26"/>
+        </w:rPr>
+        <w:t>)</w:t>
       </w:r>
     </w:p>
     <w:tbl>
       <w:tblPr>
         <w:tblStyle w:val="TableGrid"/>
         <w:tblW w:w="0" w:type="auto"/>
-        <w:tblInd w:w="720" w:type="dxa"/>
+        <w:jc w:val="center"/>
         <w:tblLook w:val="04A0" w:firstRow="1" w:lastRow="0" w:firstColumn="1" w:lastColumn="0" w:noHBand="0" w:noVBand="1"/>
       </w:tblPr>
       <w:tblGrid>
-        <w:gridCol w:w="715"/>
-        <w:gridCol w:w="5040"/>
+        <w:gridCol w:w="708"/>
+        <w:gridCol w:w="5204"/>
         <w:gridCol w:w="996"/>
-        <w:gridCol w:w="1545"/>
+        <w:gridCol w:w="2301"/>
       </w:tblGrid>
       <w:tr>
-        <w:tc>
-          <w:tcPr>
-            <w:tcW w:w="715" w:type="dxa"/>
+        <w:trPr>
+          <w:jc w:val="center"/>
+        </w:trPr>
+        <w:tc>
+          <w:tcPr>
+            <w:tcW w:w="708" w:type="dxa"/>
           </w:tcPr>
           <w:p>
             <w:pPr>
@@ -276,7 +377,7 @@
         </w:tc>
         <w:tc>
           <w:tcPr>
-            <w:tcW w:w="5040" w:type="dxa"/>
+            <w:tcW w:w="5204" w:type="dxa"/>
           </w:tcPr>
           <w:p>
             <w:pPr>
@@ -326,7 +427,7 @@
         </w:tc>
         <w:tc>
           <w:tcPr>
-            <w:tcW w:w="1545" w:type="dxa"/>
+            <w:tcW w:w="2301" w:type="dxa"/>
           </w:tcPr>
           <w:p>
             <w:pPr>
@@ -351,9 +452,12 @@
         </w:tc>
       </w:tr>
       <w:tr>
-        <w:tc>
-          <w:tcPr>
-            <w:tcW w:w="715" w:type="dxa"/>
+        <w:trPr>
+          <w:jc w:val="center"/>
+        </w:trPr>
+        <w:tc>
+          <w:tcPr>
+            <w:tcW w:w="708" w:type="dxa"/>
           </w:tcPr>
           <w:p>
             <w:pPr>
@@ -378,7 +482,7 @@
         </w:tc>
         <w:tc>
           <w:tcPr>
-            <w:tcW w:w="5040" w:type="dxa"/>
+            <w:tcW w:w="5204" w:type="dxa"/>
           </w:tcPr>
           <w:p>
             <w:pPr>
@@ -408,16 +512,24 @@
             <w:pPr>
               <w:pStyle w:val="ListParagraph"/>
               <w:ind w:left="0"/>
-              <w:rPr>
-                <w:rFonts w:ascii="Times New Roman" w:hAnsi="Times New Roman"/>
-                <w:sz w:val="26"/>
-              </w:rPr>
-            </w:pPr>
-          </w:p>
-        </w:tc>
-        <w:tc>
-          <w:tcPr>
-            <w:tcW w:w="1545" w:type="dxa"/>
+              <w:jc w:val="center"/>
+              <w:rPr>
+                <w:rFonts w:ascii="Times New Roman" w:hAnsi="Times New Roman"/>
+                <w:sz w:val="26"/>
+              </w:rPr>
+            </w:pPr>
+            <w:r>
+              <w:rPr>
+                <w:rFonts w:ascii="Times New Roman" w:hAnsi="Times New Roman"/>
+                <w:sz w:val="26"/>
+              </w:rPr>
+              <w:t>01</w:t>
+            </w:r>
+          </w:p>
+        </w:tc>
+        <w:tc>
+          <w:tcPr>
+            <w:tcW w:w="2301" w:type="dxa"/>
           </w:tcPr>
           <w:p>
             <w:pPr>
@@ -432,9 +544,12 @@
         </w:tc>
       </w:tr>
       <w:tr>
-        <w:tc>
-          <w:tcPr>
-            <w:tcW w:w="715" w:type="dxa"/>
+        <w:trPr>
+          <w:jc w:val="center"/>
+        </w:trPr>
+        <w:tc>
+          <w:tcPr>
+            <w:tcW w:w="708" w:type="dxa"/>
           </w:tcPr>
           <w:p>
             <w:pPr>
@@ -457,7 +572,7 @@
         </w:tc>
         <w:tc>
           <w:tcPr>
-            <w:tcW w:w="5040" w:type="dxa"/>
+            <w:tcW w:w="5204" w:type="dxa"/>
           </w:tcPr>
           <w:p>
             <w:pPr>
@@ -485,16 +600,24 @@
             <w:pPr>
               <w:pStyle w:val="ListParagraph"/>
               <w:ind w:left="0"/>
-              <w:rPr>
-                <w:rFonts w:ascii="Times New Roman" w:hAnsi="Times New Roman"/>
-                <w:sz w:val="26"/>
-              </w:rPr>
-            </w:pPr>
-          </w:p>
-        </w:tc>
-        <w:tc>
-          <w:tcPr>
-            <w:tcW w:w="1545" w:type="dxa"/>
+              <w:jc w:val="center"/>
+              <w:rPr>
+                <w:rFonts w:ascii="Times New Roman" w:hAnsi="Times New Roman"/>
+                <w:sz w:val="26"/>
+              </w:rPr>
+            </w:pPr>
+            <w:r>
+              <w:rPr>
+                <w:rFonts w:ascii="Times New Roman" w:hAnsi="Times New Roman"/>
+                <w:sz w:val="26"/>
+              </w:rPr>
+              <w:t>02</w:t>
+            </w:r>
+          </w:p>
+        </w:tc>
+        <w:tc>
+          <w:tcPr>
+            <w:tcW w:w="2301" w:type="dxa"/>
           </w:tcPr>
           <w:p>
             <w:pPr>
@@ -509,9 +632,12 @@
         </w:tc>
       </w:tr>
       <w:tr>
-        <w:tc>
-          <w:tcPr>
-            <w:tcW w:w="715" w:type="dxa"/>
+        <w:trPr>
+          <w:jc w:val="center"/>
+        </w:trPr>
+        <w:tc>
+          <w:tcPr>
+            <w:tcW w:w="708" w:type="dxa"/>
           </w:tcPr>
           <w:p>
             <w:pPr>
@@ -534,7 +660,7 @@
         </w:tc>
         <w:tc>
           <w:tcPr>
-            <w:tcW w:w="5040" w:type="dxa"/>
+            <w:tcW w:w="5204" w:type="dxa"/>
           </w:tcPr>
           <w:p>
             <w:pPr>
@@ -562,16 +688,24 @@
             <w:pPr>
               <w:pStyle w:val="ListParagraph"/>
               <w:ind w:left="0"/>
-              <w:rPr>
-                <w:rFonts w:ascii="Times New Roman" w:hAnsi="Times New Roman"/>
-                <w:sz w:val="26"/>
-              </w:rPr>
-            </w:pPr>
-          </w:p>
-        </w:tc>
-        <w:tc>
-          <w:tcPr>
-            <w:tcW w:w="1545" w:type="dxa"/>
+              <w:jc w:val="center"/>
+              <w:rPr>
+                <w:rFonts w:ascii="Times New Roman" w:hAnsi="Times New Roman"/>
+                <w:sz w:val="26"/>
+              </w:rPr>
+            </w:pPr>
+            <w:r>
+              <w:rPr>
+                <w:rFonts w:ascii="Times New Roman" w:hAnsi="Times New Roman"/>
+                <w:sz w:val="26"/>
+              </w:rPr>
+              <w:t>01</w:t>
+            </w:r>
+          </w:p>
+        </w:tc>
+        <w:tc>
+          <w:tcPr>
+            <w:tcW w:w="2301" w:type="dxa"/>
           </w:tcPr>
           <w:p>
             <w:pPr>
@@ -586,9 +720,12 @@
         </w:tc>
       </w:tr>
       <w:tr>
-        <w:tc>
-          <w:tcPr>
-            <w:tcW w:w="715" w:type="dxa"/>
+        <w:trPr>
+          <w:jc w:val="center"/>
+        </w:trPr>
+        <w:tc>
+          <w:tcPr>
+            <w:tcW w:w="708" w:type="dxa"/>
           </w:tcPr>
           <w:p>
             <w:pPr>
@@ -611,7 +748,7 @@
         </w:tc>
         <w:tc>
           <w:tcPr>
-            <w:tcW w:w="5040" w:type="dxa"/>
+            <w:tcW w:w="5204" w:type="dxa"/>
           </w:tcPr>
           <w:p>
             <w:pPr>
@@ -639,16 +776,24 @@
             <w:pPr>
               <w:pStyle w:val="ListParagraph"/>
               <w:ind w:left="0"/>
-              <w:rPr>
-                <w:rFonts w:ascii="Times New Roman" w:hAnsi="Times New Roman"/>
-                <w:sz w:val="26"/>
-              </w:rPr>
-            </w:pPr>
-          </w:p>
-        </w:tc>
-        <w:tc>
-          <w:tcPr>
-            <w:tcW w:w="1545" w:type="dxa"/>
+              <w:jc w:val="center"/>
+              <w:rPr>
+                <w:rFonts w:ascii="Times New Roman" w:hAnsi="Times New Roman"/>
+                <w:sz w:val="26"/>
+              </w:rPr>
+            </w:pPr>
+            <w:r>
+              <w:rPr>
+                <w:rFonts w:ascii="Times New Roman" w:hAnsi="Times New Roman"/>
+                <w:sz w:val="26"/>
+              </w:rPr>
+              <w:t>01</w:t>
+            </w:r>
+          </w:p>
+        </w:tc>
+        <w:tc>
+          <w:tcPr>
+            <w:tcW w:w="2301" w:type="dxa"/>
           </w:tcPr>
           <w:p>
             <w:pPr>
@@ -663,9 +808,12 @@
         </w:tc>
       </w:tr>
       <w:tr>
-        <w:tc>
-          <w:tcPr>
-            <w:tcW w:w="715" w:type="dxa"/>
+        <w:trPr>
+          <w:jc w:val="center"/>
+        </w:trPr>
+        <w:tc>
+          <w:tcPr>
+            <w:tcW w:w="708" w:type="dxa"/>
           </w:tcPr>
           <w:p>
             <w:pPr>
@@ -688,7 +836,7 @@
         </w:tc>
         <w:tc>
           <w:tcPr>
-            <w:tcW w:w="5040" w:type="dxa"/>
+            <w:tcW w:w="5204" w:type="dxa"/>
           </w:tcPr>
           <w:p>
             <w:pPr>
@@ -716,16 +864,24 @@
             <w:pPr>
               <w:pStyle w:val="ListParagraph"/>
               <w:ind w:left="0"/>
-              <w:rPr>
-                <w:rFonts w:ascii="Times New Roman" w:hAnsi="Times New Roman"/>
-                <w:sz w:val="26"/>
-              </w:rPr>
-            </w:pPr>
-          </w:p>
-        </w:tc>
-        <w:tc>
-          <w:tcPr>
-            <w:tcW w:w="1545" w:type="dxa"/>
+              <w:jc w:val="center"/>
+              <w:rPr>
+                <w:rFonts w:ascii="Times New Roman" w:hAnsi="Times New Roman"/>
+                <w:sz w:val="26"/>
+              </w:rPr>
+            </w:pPr>
+            <w:r>
+              <w:rPr>
+                <w:rFonts w:ascii="Times New Roman" w:hAnsi="Times New Roman"/>
+                <w:sz w:val="26"/>
+              </w:rPr>
+              <w:t>01</w:t>
+            </w:r>
+          </w:p>
+        </w:tc>
+        <w:tc>
+          <w:tcPr>
+            <w:tcW w:w="2301" w:type="dxa"/>
           </w:tcPr>
           <w:p>
             <w:pPr>
@@ -740,9 +896,12 @@
         </w:tc>
       </w:tr>
       <w:tr>
-        <w:tc>
-          <w:tcPr>
-            <w:tcW w:w="715" w:type="dxa"/>
+        <w:trPr>
+          <w:jc w:val="center"/>
+        </w:trPr>
+        <w:tc>
+          <w:tcPr>
+            <w:tcW w:w="708" w:type="dxa"/>
           </w:tcPr>
           <w:p>
             <w:pPr>
@@ -765,7 +924,7 @@
         </w:tc>
         <w:tc>
           <w:tcPr>
-            <w:tcW w:w="5040" w:type="dxa"/>
+            <w:tcW w:w="5204" w:type="dxa"/>
           </w:tcPr>
           <w:p>
             <w:pPr>
@@ -793,16 +952,24 @@
             <w:pPr>
               <w:pStyle w:val="ListParagraph"/>
               <w:ind w:left="0"/>
-              <w:rPr>
-                <w:rFonts w:ascii="Times New Roman" w:hAnsi="Times New Roman"/>
-                <w:sz w:val="26"/>
-              </w:rPr>
-            </w:pPr>
-          </w:p>
-        </w:tc>
-        <w:tc>
-          <w:tcPr>
-            <w:tcW w:w="1545" w:type="dxa"/>
+              <w:jc w:val="center"/>
+              <w:rPr>
+                <w:rFonts w:ascii="Times New Roman" w:hAnsi="Times New Roman"/>
+                <w:sz w:val="26"/>
+              </w:rPr>
+            </w:pPr>
+            <w:r>
+              <w:rPr>
+                <w:rFonts w:ascii="Times New Roman" w:hAnsi="Times New Roman"/>
+                <w:sz w:val="26"/>
+              </w:rPr>
+              <w:t>01</w:t>
+            </w:r>
+          </w:p>
+        </w:tc>
+        <w:tc>
+          <w:tcPr>
+            <w:tcW w:w="2301" w:type="dxa"/>
           </w:tcPr>
           <w:p>
             <w:pPr>
@@ -817,9 +984,12 @@
         </w:tc>
       </w:tr>
       <w:tr>
-        <w:tc>
-          <w:tcPr>
-            <w:tcW w:w="715" w:type="dxa"/>
+        <w:trPr>
+          <w:jc w:val="center"/>
+        </w:trPr>
+        <w:tc>
+          <w:tcPr>
+            <w:tcW w:w="708" w:type="dxa"/>
           </w:tcPr>
           <w:p>
             <w:pPr>
@@ -842,7 +1012,7 @@
         </w:tc>
         <w:tc>
           <w:tcPr>
-            <w:tcW w:w="5040" w:type="dxa"/>
+            <w:tcW w:w="5204" w:type="dxa"/>
           </w:tcPr>
           <w:p>
             <w:pPr>
@@ -870,16 +1040,24 @@
             <w:pPr>
               <w:pStyle w:val="ListParagraph"/>
               <w:ind w:left="0"/>
-              <w:rPr>
-                <w:rFonts w:ascii="Times New Roman" w:hAnsi="Times New Roman"/>
-                <w:sz w:val="26"/>
-              </w:rPr>
-            </w:pPr>
-          </w:p>
-        </w:tc>
-        <w:tc>
-          <w:tcPr>
-            <w:tcW w:w="1545" w:type="dxa"/>
+              <w:jc w:val="center"/>
+              <w:rPr>
+                <w:rFonts w:ascii="Times New Roman" w:hAnsi="Times New Roman"/>
+                <w:sz w:val="26"/>
+              </w:rPr>
+            </w:pPr>
+            <w:r>
+              <w:rPr>
+                <w:rFonts w:ascii="Times New Roman" w:hAnsi="Times New Roman"/>
+                <w:sz w:val="26"/>
+              </w:rPr>
+              <w:t>01</w:t>
+            </w:r>
+          </w:p>
+        </w:tc>
+        <w:tc>
+          <w:tcPr>
+            <w:tcW w:w="2301" w:type="dxa"/>
           </w:tcPr>
           <w:p>
             <w:pPr>
@@ -894,9 +1072,12 @@
         </w:tc>
       </w:tr>
       <w:tr>
-        <w:tc>
-          <w:tcPr>
-            <w:tcW w:w="715" w:type="dxa"/>
+        <w:trPr>
+          <w:jc w:val="center"/>
+        </w:trPr>
+        <w:tc>
+          <w:tcPr>
+            <w:tcW w:w="708" w:type="dxa"/>
           </w:tcPr>
           <w:p>
             <w:pPr>
@@ -919,7 +1100,7 @@
         </w:tc>
         <w:tc>
           <w:tcPr>
-            <w:tcW w:w="5040" w:type="dxa"/>
+            <w:tcW w:w="5204" w:type="dxa"/>
           </w:tcPr>
           <w:p>
             <w:pPr>
@@ -947,16 +1128,24 @@
             <w:pPr>
               <w:pStyle w:val="ListParagraph"/>
               <w:ind w:left="0"/>
-              <w:rPr>
-                <w:rFonts w:ascii="Times New Roman" w:hAnsi="Times New Roman"/>
-                <w:sz w:val="26"/>
-              </w:rPr>
-            </w:pPr>
-          </w:p>
-        </w:tc>
-        <w:tc>
-          <w:tcPr>
-            <w:tcW w:w="1545" w:type="dxa"/>
+              <w:jc w:val="center"/>
+              <w:rPr>
+                <w:rFonts w:ascii="Times New Roman" w:hAnsi="Times New Roman"/>
+                <w:sz w:val="26"/>
+              </w:rPr>
+            </w:pPr>
+            <w:r>
+              <w:rPr>
+                <w:rFonts w:ascii="Times New Roman" w:hAnsi="Times New Roman"/>
+                <w:sz w:val="26"/>
+              </w:rPr>
+              <w:t>01</w:t>
+            </w:r>
+          </w:p>
+        </w:tc>
+        <w:tc>
+          <w:tcPr>
+            <w:tcW w:w="2301" w:type="dxa"/>
           </w:tcPr>
           <w:p>
             <w:pPr>
@@ -971,9 +1160,12 @@
         </w:tc>
       </w:tr>
       <w:tr>
-        <w:tc>
-          <w:tcPr>
-            <w:tcW w:w="715" w:type="dxa"/>
+        <w:trPr>
+          <w:jc w:val="center"/>
+        </w:trPr>
+        <w:tc>
+          <w:tcPr>
+            <w:tcW w:w="708" w:type="dxa"/>
           </w:tcPr>
           <w:p>
             <w:pPr>
@@ -996,7 +1188,7 @@
         </w:tc>
         <w:tc>
           <w:tcPr>
-            <w:tcW w:w="5040" w:type="dxa"/>
+            <w:tcW w:w="5204" w:type="dxa"/>
           </w:tcPr>
           <w:p>
             <w:pPr>
@@ -1024,16 +1216,24 @@
             <w:pPr>
               <w:pStyle w:val="ListParagraph"/>
               <w:ind w:left="0"/>
-              <w:rPr>
-                <w:rFonts w:ascii="Times New Roman" w:hAnsi="Times New Roman"/>
-                <w:sz w:val="26"/>
-              </w:rPr>
-            </w:pPr>
-          </w:p>
-        </w:tc>
-        <w:tc>
-          <w:tcPr>
-            <w:tcW w:w="1545" w:type="dxa"/>
+              <w:jc w:val="center"/>
+              <w:rPr>
+                <w:rFonts w:ascii="Times New Roman" w:hAnsi="Times New Roman"/>
+                <w:sz w:val="26"/>
+              </w:rPr>
+            </w:pPr>
+            <w:r>
+              <w:rPr>
+                <w:rFonts w:ascii="Times New Roman" w:hAnsi="Times New Roman"/>
+                <w:sz w:val="26"/>
+              </w:rPr>
+              <w:t>02</w:t>
+            </w:r>
+          </w:p>
+        </w:tc>
+        <w:tc>
+          <w:tcPr>
+            <w:tcW w:w="2301" w:type="dxa"/>
           </w:tcPr>
           <w:p>
             <w:pPr>
@@ -1048,9 +1248,12 @@
         </w:tc>
       </w:tr>
       <w:tr>
-        <w:tc>
-          <w:tcPr>
-            <w:tcW w:w="715" w:type="dxa"/>
+        <w:trPr>
+          <w:jc w:val="center"/>
+        </w:trPr>
+        <w:tc>
+          <w:tcPr>
+            <w:tcW w:w="708" w:type="dxa"/>
           </w:tcPr>
           <w:p>
             <w:pPr>
@@ -1075,7 +1278,7 @@
         </w:tc>
         <w:tc>
           <w:tcPr>
-            <w:tcW w:w="5040" w:type="dxa"/>
+            <w:tcW w:w="5204" w:type="dxa"/>
           </w:tcPr>
           <w:p>
             <w:pPr>
@@ -1105,16 +1308,17 @@
             <w:pPr>
               <w:pStyle w:val="ListParagraph"/>
               <w:ind w:left="0"/>
-              <w:rPr>
-                <w:rFonts w:ascii="Times New Roman" w:hAnsi="Times New Roman"/>
-                <w:sz w:val="26"/>
-              </w:rPr>
-            </w:pPr>
-          </w:p>
-        </w:tc>
-        <w:tc>
-          <w:tcPr>
-            <w:tcW w:w="1545" w:type="dxa"/>
+              <w:jc w:val="center"/>
+              <w:rPr>
+                <w:rFonts w:ascii="Times New Roman" w:hAnsi="Times New Roman"/>
+                <w:sz w:val="26"/>
+              </w:rPr>
+            </w:pPr>
+          </w:p>
+        </w:tc>
+        <w:tc>
+          <w:tcPr>
+            <w:tcW w:w="2301" w:type="dxa"/>
           </w:tcPr>
           <w:p>
             <w:pPr>
@@ -1129,9 +1333,12 @@
         </w:tc>
       </w:tr>
       <w:tr>
-        <w:tc>
-          <w:tcPr>
-            <w:tcW w:w="715" w:type="dxa"/>
+        <w:trPr>
+          <w:jc w:val="center"/>
+        </w:trPr>
+        <w:tc>
+          <w:tcPr>
+            <w:tcW w:w="708" w:type="dxa"/>
           </w:tcPr>
           <w:p>
             <w:pPr>
@@ -1154,7 +1361,7 @@
         </w:tc>
         <w:tc>
           <w:tcPr>
-            <w:tcW w:w="5040" w:type="dxa"/>
+            <w:tcW w:w="5204" w:type="dxa"/>
           </w:tcPr>
           <w:p>
             <w:pPr>
@@ -1189,16 +1396,24 @@
             <w:pPr>
               <w:pStyle w:val="ListParagraph"/>
               <w:ind w:left="0"/>
-              <w:rPr>
-                <w:rFonts w:ascii="Times New Roman" w:hAnsi="Times New Roman"/>
-                <w:sz w:val="26"/>
-              </w:rPr>
-            </w:pPr>
-          </w:p>
-        </w:tc>
-        <w:tc>
-          <w:tcPr>
-            <w:tcW w:w="1545" w:type="dxa"/>
+              <w:jc w:val="center"/>
+              <w:rPr>
+                <w:rFonts w:ascii="Times New Roman" w:hAnsi="Times New Roman"/>
+                <w:sz w:val="26"/>
+              </w:rPr>
+            </w:pPr>
+            <w:r>
+              <w:rPr>
+                <w:rFonts w:ascii="Times New Roman" w:hAnsi="Times New Roman"/>
+                <w:sz w:val="26"/>
+              </w:rPr>
+              <w:t>01</w:t>
+            </w:r>
+          </w:p>
+        </w:tc>
+        <w:tc>
+          <w:tcPr>
+            <w:tcW w:w="2301" w:type="dxa"/>
           </w:tcPr>
           <w:p>
             <w:pPr>
@@ -1213,9 +1428,12 @@
         </w:tc>
       </w:tr>
       <w:tr>
-        <w:tc>
-          <w:tcPr>
-            <w:tcW w:w="715" w:type="dxa"/>
+        <w:trPr>
+          <w:jc w:val="center"/>
+        </w:trPr>
+        <w:tc>
+          <w:tcPr>
+            <w:tcW w:w="708" w:type="dxa"/>
           </w:tcPr>
           <w:p>
             <w:pPr>
@@ -1238,7 +1456,7 @@
         </w:tc>
         <w:tc>
           <w:tcPr>
-            <w:tcW w:w="5040" w:type="dxa"/>
+            <w:tcW w:w="5204" w:type="dxa"/>
           </w:tcPr>
           <w:p>
             <w:pPr>
@@ -1266,16 +1484,24 @@
             <w:pPr>
               <w:pStyle w:val="ListParagraph"/>
               <w:ind w:left="0"/>
-              <w:rPr>
-                <w:rFonts w:ascii="Times New Roman" w:hAnsi="Times New Roman"/>
-                <w:sz w:val="26"/>
-              </w:rPr>
-            </w:pPr>
-          </w:p>
-        </w:tc>
-        <w:tc>
-          <w:tcPr>
-            <w:tcW w:w="1545" w:type="dxa"/>
+              <w:jc w:val="center"/>
+              <w:rPr>
+                <w:rFonts w:ascii="Times New Roman" w:hAnsi="Times New Roman"/>
+                <w:sz w:val="26"/>
+              </w:rPr>
+            </w:pPr>
+            <w:r>
+              <w:rPr>
+                <w:rFonts w:ascii="Times New Roman" w:hAnsi="Times New Roman"/>
+                <w:sz w:val="26"/>
+              </w:rPr>
+              <w:t>01</w:t>
+            </w:r>
+          </w:p>
+        </w:tc>
+        <w:tc>
+          <w:tcPr>
+            <w:tcW w:w="2301" w:type="dxa"/>
           </w:tcPr>
           <w:p>
             <w:pPr>
@@ -1290,9 +1516,12 @@
         </w:tc>
       </w:tr>
       <w:tr>
-        <w:tc>
-          <w:tcPr>
-            <w:tcW w:w="715" w:type="dxa"/>
+        <w:trPr>
+          <w:jc w:val="center"/>
+        </w:trPr>
+        <w:tc>
+          <w:tcPr>
+            <w:tcW w:w="708" w:type="dxa"/>
           </w:tcPr>
           <w:p>
             <w:pPr>
@@ -1315,7 +1544,7 @@
         </w:tc>
         <w:tc>
           <w:tcPr>
-            <w:tcW w:w="5040" w:type="dxa"/>
+            <w:tcW w:w="5204" w:type="dxa"/>
           </w:tcPr>
           <w:p>
             <w:pPr>
@@ -1350,16 +1579,24 @@
             <w:pPr>
               <w:pStyle w:val="ListParagraph"/>
               <w:ind w:left="0"/>
-              <w:rPr>
-                <w:rFonts w:ascii="Times New Roman" w:hAnsi="Times New Roman"/>
-                <w:sz w:val="26"/>
-              </w:rPr>
-            </w:pPr>
-          </w:p>
-        </w:tc>
-        <w:tc>
-          <w:tcPr>
-            <w:tcW w:w="1545" w:type="dxa"/>
+              <w:jc w:val="center"/>
+              <w:rPr>
+                <w:rFonts w:ascii="Times New Roman" w:hAnsi="Times New Roman"/>
+                <w:sz w:val="26"/>
+              </w:rPr>
+            </w:pPr>
+            <w:r>
+              <w:rPr>
+                <w:rFonts w:ascii="Times New Roman" w:hAnsi="Times New Roman"/>
+                <w:sz w:val="26"/>
+              </w:rPr>
+              <w:t>01</w:t>
+            </w:r>
+          </w:p>
+        </w:tc>
+        <w:tc>
+          <w:tcPr>
+            <w:tcW w:w="2301" w:type="dxa"/>
           </w:tcPr>
           <w:p>
             <w:pPr>
@@ -1374,9 +1611,12 @@
         </w:tc>
       </w:tr>
       <w:tr>
-        <w:tc>
-          <w:tcPr>
-            <w:tcW w:w="715" w:type="dxa"/>
+        <w:trPr>
+          <w:jc w:val="center"/>
+        </w:trPr>
+        <w:tc>
+          <w:tcPr>
+            <w:tcW w:w="708" w:type="dxa"/>
           </w:tcPr>
           <w:p>
             <w:pPr>
@@ -1399,23 +1639,37 @@
         </w:tc>
         <w:tc>
           <w:tcPr>
-            <w:tcW w:w="5040" w:type="dxa"/>
-          </w:tcPr>
-          <w:p>
-            <w:pPr>
-              <w:pStyle w:val="ListParagraph"/>
-              <w:ind w:left="0"/>
-              <w:rPr>
-                <w:rFonts w:ascii="Times New Roman" w:hAnsi="Times New Roman"/>
-                <w:sz w:val="26"/>
-              </w:rPr>
-            </w:pPr>
-            <w:r>
-              <w:rPr>
-                <w:rFonts w:ascii="Times New Roman" w:hAnsi="Times New Roman"/>
-                <w:sz w:val="26"/>
-              </w:rPr>
-              <w:t>Biển bản định giá lại tài sản</w:t>
+            <w:tcW w:w="5204" w:type="dxa"/>
+          </w:tcPr>
+          <w:p>
+            <w:pPr>
+              <w:pStyle w:val="ListParagraph"/>
+              <w:ind w:left="0"/>
+              <w:rPr>
+                <w:rFonts w:ascii="Times New Roman" w:hAnsi="Times New Roman"/>
+                <w:sz w:val="26"/>
+              </w:rPr>
+            </w:pPr>
+            <w:r>
+              <w:rPr>
+                <w:rFonts w:ascii="Times New Roman" w:hAnsi="Times New Roman"/>
+                <w:sz w:val="26"/>
+              </w:rPr>
+              <w:t>Bi</w:t>
+            </w:r>
+            <w:r>
+              <w:rPr>
+                <w:rFonts w:ascii="Times New Roman" w:hAnsi="Times New Roman"/>
+                <w:sz w:val="26"/>
+              </w:rPr>
+              <w:t>ên</w:t>
+            </w:r>
+            <w:r>
+              <w:rPr>
+                <w:rFonts w:ascii="Times New Roman" w:hAnsi="Times New Roman"/>
+                <w:sz w:val="26"/>
+              </w:rPr>
+              <w:t xml:space="preserve"> bản định giá lại tài sản</w:t>
             </w:r>
           </w:p>
         </w:tc>
@@ -1427,16 +1681,17 @@
             <w:pPr>
               <w:pStyle w:val="ListParagraph"/>
               <w:ind w:left="0"/>
-              <w:rPr>
-                <w:rFonts w:ascii="Times New Roman" w:hAnsi="Times New Roman"/>
-                <w:sz w:val="26"/>
-              </w:rPr>
-            </w:pPr>
-          </w:p>
-        </w:tc>
-        <w:tc>
-          <w:tcPr>
-            <w:tcW w:w="1545" w:type="dxa"/>
+              <w:jc w:val="center"/>
+              <w:rPr>
+                <w:rFonts w:ascii="Times New Roman" w:hAnsi="Times New Roman"/>
+                <w:sz w:val="26"/>
+              </w:rPr>
+            </w:pPr>
+          </w:p>
+        </w:tc>
+        <w:tc>
+          <w:tcPr>
+            <w:tcW w:w="2301" w:type="dxa"/>
           </w:tcPr>
           <w:p>
             <w:pPr>
@@ -1451,9 +1706,12 @@
         </w:tc>
       </w:tr>
       <w:tr>
-        <w:tc>
-          <w:tcPr>
-            <w:tcW w:w="715" w:type="dxa"/>
+        <w:trPr>
+          <w:jc w:val="center"/>
+        </w:trPr>
+        <w:tc>
+          <w:tcPr>
+            <w:tcW w:w="708" w:type="dxa"/>
           </w:tcPr>
           <w:p>
             <w:pPr>
@@ -1476,7 +1734,7 @@
         </w:tc>
         <w:tc>
           <w:tcPr>
-            <w:tcW w:w="5040" w:type="dxa"/>
+            <w:tcW w:w="5204" w:type="dxa"/>
           </w:tcPr>
           <w:p>
             <w:pPr>
@@ -1504,16 +1762,24 @@
             <w:pPr>
               <w:pStyle w:val="ListParagraph"/>
               <w:ind w:left="0"/>
-              <w:rPr>
-                <w:rFonts w:ascii="Times New Roman" w:hAnsi="Times New Roman"/>
-                <w:sz w:val="26"/>
-              </w:rPr>
-            </w:pPr>
-          </w:p>
-        </w:tc>
-        <w:tc>
-          <w:tcPr>
-            <w:tcW w:w="1545" w:type="dxa"/>
+              <w:jc w:val="center"/>
+              <w:rPr>
+                <w:rFonts w:ascii="Times New Roman" w:hAnsi="Times New Roman"/>
+                <w:sz w:val="26"/>
+              </w:rPr>
+            </w:pPr>
+            <w:r>
+              <w:rPr>
+                <w:rFonts w:ascii="Times New Roman" w:hAnsi="Times New Roman"/>
+                <w:sz w:val="26"/>
+              </w:rPr>
+              <w:t>01</w:t>
+            </w:r>
+          </w:p>
+        </w:tc>
+        <w:tc>
+          <w:tcPr>
+            <w:tcW w:w="2301" w:type="dxa"/>
           </w:tcPr>
           <w:p>
             <w:pPr>
@@ -1528,9 +1794,12 @@
         </w:tc>
       </w:tr>
       <w:tr>
-        <w:tc>
-          <w:tcPr>
-            <w:tcW w:w="715" w:type="dxa"/>
+        <w:trPr>
+          <w:jc w:val="center"/>
+        </w:trPr>
+        <w:tc>
+          <w:tcPr>
+            <w:tcW w:w="708" w:type="dxa"/>
           </w:tcPr>
           <w:p>
             <w:pPr>
@@ -1555,7 +1824,7 @@
         </w:tc>
         <w:tc>
           <w:tcPr>
-            <w:tcW w:w="5040" w:type="dxa"/>
+            <w:tcW w:w="5204" w:type="dxa"/>
           </w:tcPr>
           <w:p>
             <w:pPr>
@@ -1585,16 +1854,17 @@
             <w:pPr>
               <w:pStyle w:val="ListParagraph"/>
               <w:ind w:left="0"/>
-              <w:rPr>
-                <w:rFonts w:ascii="Times New Roman" w:hAnsi="Times New Roman"/>
-                <w:sz w:val="26"/>
-              </w:rPr>
-            </w:pPr>
-          </w:p>
-        </w:tc>
-        <w:tc>
-          <w:tcPr>
-            <w:tcW w:w="1545" w:type="dxa"/>
+              <w:jc w:val="center"/>
+              <w:rPr>
+                <w:rFonts w:ascii="Times New Roman" w:hAnsi="Times New Roman"/>
+                <w:sz w:val="26"/>
+              </w:rPr>
+            </w:pPr>
+          </w:p>
+        </w:tc>
+        <w:tc>
+          <w:tcPr>
+            <w:tcW w:w="2301" w:type="dxa"/>
           </w:tcPr>
           <w:p>
             <w:pPr>
@@ -1609,9 +1879,12 @@
         </w:tc>
       </w:tr>
       <w:tr>
-        <w:tc>
-          <w:tcPr>
-            <w:tcW w:w="715" w:type="dxa"/>
+        <w:trPr>
+          <w:jc w:val="center"/>
+        </w:trPr>
+        <w:tc>
+          <w:tcPr>
+            <w:tcW w:w="708" w:type="dxa"/>
           </w:tcPr>
           <w:p>
             <w:pPr>
@@ -1634,7 +1907,7 @@
         </w:tc>
         <w:tc>
           <w:tcPr>
-            <w:tcW w:w="5040" w:type="dxa"/>
+            <w:tcW w:w="5204" w:type="dxa"/>
           </w:tcPr>
           <w:p>
             <w:pPr>
@@ -1662,16 +1935,24 @@
             <w:pPr>
               <w:pStyle w:val="ListParagraph"/>
               <w:ind w:left="0"/>
-              <w:rPr>
-                <w:rFonts w:ascii="Times New Roman" w:hAnsi="Times New Roman"/>
-                <w:sz w:val="26"/>
-              </w:rPr>
-            </w:pPr>
-          </w:p>
-        </w:tc>
-        <w:tc>
-          <w:tcPr>
-            <w:tcW w:w="1545" w:type="dxa"/>
+              <w:jc w:val="center"/>
+              <w:rPr>
+                <w:rFonts w:ascii="Times New Roman" w:hAnsi="Times New Roman"/>
+                <w:sz w:val="26"/>
+              </w:rPr>
+            </w:pPr>
+            <w:r>
+              <w:rPr>
+                <w:rFonts w:ascii="Times New Roman" w:hAnsi="Times New Roman"/>
+                <w:sz w:val="26"/>
+              </w:rPr>
+              <w:t>01</w:t>
+            </w:r>
+          </w:p>
+        </w:tc>
+        <w:tc>
+          <w:tcPr>
+            <w:tcW w:w="2301" w:type="dxa"/>
           </w:tcPr>
           <w:p>
             <w:pPr>
@@ -1686,9 +1967,12 @@
         </w:tc>
       </w:tr>
       <w:tr>
-        <w:tc>
-          <w:tcPr>
-            <w:tcW w:w="715" w:type="dxa"/>
+        <w:trPr>
+          <w:jc w:val="center"/>
+        </w:trPr>
+        <w:tc>
+          <w:tcPr>
+            <w:tcW w:w="708" w:type="dxa"/>
           </w:tcPr>
           <w:p>
             <w:pPr>
@@ -1711,7 +1995,7 @@
         </w:tc>
         <w:tc>
           <w:tcPr>
-            <w:tcW w:w="5040" w:type="dxa"/>
+            <w:tcW w:w="5204" w:type="dxa"/>
           </w:tcPr>
           <w:p>
             <w:pPr>
@@ -1739,16 +2023,24 @@
             <w:pPr>
               <w:pStyle w:val="ListParagraph"/>
               <w:ind w:left="0"/>
-              <w:rPr>
-                <w:rFonts w:ascii="Times New Roman" w:hAnsi="Times New Roman"/>
-                <w:sz w:val="26"/>
-              </w:rPr>
-            </w:pPr>
-          </w:p>
-        </w:tc>
-        <w:tc>
-          <w:tcPr>
-            <w:tcW w:w="1545" w:type="dxa"/>
+              <w:jc w:val="center"/>
+              <w:rPr>
+                <w:rFonts w:ascii="Times New Roman" w:hAnsi="Times New Roman"/>
+                <w:sz w:val="26"/>
+              </w:rPr>
+            </w:pPr>
+            <w:r>
+              <w:rPr>
+                <w:rFonts w:ascii="Times New Roman" w:hAnsi="Times New Roman"/>
+                <w:sz w:val="26"/>
+              </w:rPr>
+              <w:t>01</w:t>
+            </w:r>
+          </w:p>
+        </w:tc>
+        <w:tc>
+          <w:tcPr>
+            <w:tcW w:w="2301" w:type="dxa"/>
           </w:tcPr>
           <w:p>
             <w:pPr>
@@ -1763,9 +2055,12 @@
         </w:tc>
       </w:tr>
       <w:tr>
-        <w:tc>
-          <w:tcPr>
-            <w:tcW w:w="715" w:type="dxa"/>
+        <w:trPr>
+          <w:jc w:val="center"/>
+        </w:trPr>
+        <w:tc>
+          <w:tcPr>
+            <w:tcW w:w="708" w:type="dxa"/>
           </w:tcPr>
           <w:p>
             <w:pPr>
@@ -1790,7 +2085,7 @@
         </w:tc>
         <w:tc>
           <w:tcPr>
-            <w:tcW w:w="5040" w:type="dxa"/>
+            <w:tcW w:w="5204" w:type="dxa"/>
           </w:tcPr>
           <w:p>
             <w:pPr>
@@ -1820,16 +2115,17 @@
             <w:pPr>
               <w:pStyle w:val="ListParagraph"/>
               <w:ind w:left="0"/>
-              <w:rPr>
-                <w:rFonts w:ascii="Times New Roman" w:hAnsi="Times New Roman"/>
-                <w:sz w:val="26"/>
-              </w:rPr>
-            </w:pPr>
-          </w:p>
-        </w:tc>
-        <w:tc>
-          <w:tcPr>
-            <w:tcW w:w="1545" w:type="dxa"/>
+              <w:jc w:val="center"/>
+              <w:rPr>
+                <w:rFonts w:ascii="Times New Roman" w:hAnsi="Times New Roman"/>
+                <w:sz w:val="26"/>
+              </w:rPr>
+            </w:pPr>
+          </w:p>
+        </w:tc>
+        <w:tc>
+          <w:tcPr>
+            <w:tcW w:w="2301" w:type="dxa"/>
           </w:tcPr>
           <w:p>
             <w:pPr>
@@ -1844,9 +2140,12 @@
         </w:tc>
       </w:tr>
       <w:tr>
-        <w:tc>
-          <w:tcPr>
-            <w:tcW w:w="715" w:type="dxa"/>
+        <w:trPr>
+          <w:jc w:val="center"/>
+        </w:trPr>
+        <w:tc>
+          <w:tcPr>
+            <w:tcW w:w="708" w:type="dxa"/>
           </w:tcPr>
           <w:p>
             <w:pPr>
@@ -1869,7 +2168,7 @@
         </w:tc>
         <w:tc>
           <w:tcPr>
-            <w:tcW w:w="5040" w:type="dxa"/>
+            <w:tcW w:w="5204" w:type="dxa"/>
           </w:tcPr>
           <w:p>
             <w:pPr>
@@ -1899,16 +2198,24 @@
             <w:pPr>
               <w:pStyle w:val="ListParagraph"/>
               <w:ind w:left="0"/>
-              <w:rPr>
-                <w:rFonts w:ascii="Times New Roman" w:hAnsi="Times New Roman"/>
-                <w:sz w:val="26"/>
-              </w:rPr>
-            </w:pPr>
-          </w:p>
-        </w:tc>
-        <w:tc>
-          <w:tcPr>
-            <w:tcW w:w="1545" w:type="dxa"/>
+              <w:jc w:val="center"/>
+              <w:rPr>
+                <w:rFonts w:ascii="Times New Roman" w:hAnsi="Times New Roman"/>
+                <w:sz w:val="26"/>
+              </w:rPr>
+            </w:pPr>
+            <w:r>
+              <w:rPr>
+                <w:rFonts w:ascii="Times New Roman" w:hAnsi="Times New Roman"/>
+                <w:sz w:val="26"/>
+              </w:rPr>
+              <w:t>01</w:t>
+            </w:r>
+          </w:p>
+        </w:tc>
+        <w:tc>
+          <w:tcPr>
+            <w:tcW w:w="2301" w:type="dxa"/>
           </w:tcPr>
           <w:p>
             <w:pPr>
@@ -1923,9 +2230,12 @@
         </w:tc>
       </w:tr>
       <w:tr>
-        <w:tc>
-          <w:tcPr>
-            <w:tcW w:w="715" w:type="dxa"/>
+        <w:trPr>
+          <w:jc w:val="center"/>
+        </w:trPr>
+        <w:tc>
+          <w:tcPr>
+            <w:tcW w:w="708" w:type="dxa"/>
           </w:tcPr>
           <w:p>
             <w:pPr>
@@ -1948,7 +2258,7 @@
         </w:tc>
         <w:tc>
           <w:tcPr>
-            <w:tcW w:w="5040" w:type="dxa"/>
+            <w:tcW w:w="5204" w:type="dxa"/>
           </w:tcPr>
           <w:p>
             <w:pPr>
@@ -1997,16 +2307,24 @@
             <w:pPr>
               <w:pStyle w:val="ListParagraph"/>
               <w:ind w:left="0"/>
-              <w:rPr>
-                <w:rFonts w:ascii="Times New Roman" w:hAnsi="Times New Roman"/>
-                <w:sz w:val="26"/>
-              </w:rPr>
-            </w:pPr>
-          </w:p>
-        </w:tc>
-        <w:tc>
-          <w:tcPr>
-            <w:tcW w:w="1545" w:type="dxa"/>
+              <w:jc w:val="center"/>
+              <w:rPr>
+                <w:rFonts w:ascii="Times New Roman" w:hAnsi="Times New Roman"/>
+                <w:sz w:val="26"/>
+              </w:rPr>
+            </w:pPr>
+            <w:r>
+              <w:rPr>
+                <w:rFonts w:ascii="Times New Roman" w:hAnsi="Times New Roman"/>
+                <w:sz w:val="26"/>
+              </w:rPr>
+              <w:t>01</w:t>
+            </w:r>
+          </w:p>
+        </w:tc>
+        <w:tc>
+          <w:tcPr>
+            <w:tcW w:w="2301" w:type="dxa"/>
           </w:tcPr>
           <w:p>
             <w:pPr>
@@ -2021,9 +2339,12 @@
         </w:tc>
       </w:tr>
       <w:tr>
-        <w:tc>
-          <w:tcPr>
-            <w:tcW w:w="715" w:type="dxa"/>
+        <w:trPr>
+          <w:jc w:val="center"/>
+        </w:trPr>
+        <w:tc>
+          <w:tcPr>
+            <w:tcW w:w="708" w:type="dxa"/>
           </w:tcPr>
           <w:p>
             <w:pPr>
@@ -2046,7 +2367,7 @@
         </w:tc>
         <w:tc>
           <w:tcPr>
-            <w:tcW w:w="5040" w:type="dxa"/>
+            <w:tcW w:w="5204" w:type="dxa"/>
           </w:tcPr>
           <w:p>
             <w:pPr>
@@ -2083,7 +2404,7 @@
         </w:tc>
         <w:tc>
           <w:tcPr>
-            <w:tcW w:w="1545" w:type="dxa"/>
+            <w:tcW w:w="2301" w:type="dxa"/>
           </w:tcPr>
           <w:p>
             <w:pPr>
@@ -2098,9 +2419,12 @@
         </w:tc>
       </w:tr>
       <w:tr>
-        <w:tc>
-          <w:tcPr>
-            <w:tcW w:w="715" w:type="dxa"/>
+        <w:trPr>
+          <w:jc w:val="center"/>
+        </w:trPr>
+        <w:tc>
+          <w:tcPr>
+            <w:tcW w:w="708" w:type="dxa"/>
           </w:tcPr>
           <w:p>
             <w:pPr>
@@ -2123,7 +2447,7 @@
         </w:tc>
         <w:tc>
           <w:tcPr>
-            <w:tcW w:w="5040" w:type="dxa"/>
+            <w:tcW w:w="5204" w:type="dxa"/>
           </w:tcPr>
           <w:p>
             <w:pPr>
@@ -2160,7 +2484,7 @@
         </w:tc>
         <w:tc>
           <w:tcPr>
-            <w:tcW w:w="1545" w:type="dxa"/>
+            <w:tcW w:w="2301" w:type="dxa"/>
           </w:tcPr>
           <w:p>
             <w:pPr>
@@ -2175,9 +2499,12 @@
         </w:tc>
       </w:tr>
       <w:tr>
-        <w:tc>
-          <w:tcPr>
-            <w:tcW w:w="715" w:type="dxa"/>
+        <w:trPr>
+          <w:jc w:val="center"/>
+        </w:trPr>
+        <w:tc>
+          <w:tcPr>
+            <w:tcW w:w="708" w:type="dxa"/>
           </w:tcPr>
           <w:p>
             <w:pPr>
@@ -2200,7 +2527,7 @@
         </w:tc>
         <w:tc>
           <w:tcPr>
-            <w:tcW w:w="5040" w:type="dxa"/>
+            <w:tcW w:w="5204" w:type="dxa"/>
           </w:tcPr>
           <w:p>
             <w:pPr>
@@ -2237,7 +2564,7 @@
         </w:tc>
         <w:tc>
           <w:tcPr>
-            <w:tcW w:w="1545" w:type="dxa"/>
+            <w:tcW w:w="2301" w:type="dxa"/>
           </w:tcPr>
           <w:p>
             <w:pPr>
@@ -2252,9 +2579,12 @@
         </w:tc>
       </w:tr>
       <w:tr>
-        <w:tc>
-          <w:tcPr>
-            <w:tcW w:w="715" w:type="dxa"/>
+        <w:trPr>
+          <w:jc w:val="center"/>
+        </w:trPr>
+        <w:tc>
+          <w:tcPr>
+            <w:tcW w:w="708" w:type="dxa"/>
           </w:tcPr>
           <w:p>
             <w:pPr>
@@ -2277,7 +2607,7 @@
         </w:tc>
         <w:tc>
           <w:tcPr>
-            <w:tcW w:w="5040" w:type="dxa"/>
+            <w:tcW w:w="5204" w:type="dxa"/>
           </w:tcPr>
           <w:p>
             <w:pPr>
@@ -2314,7 +2644,7 @@
         </w:tc>
         <w:tc>
           <w:tcPr>
-            <w:tcW w:w="1545" w:type="dxa"/>
+            <w:tcW w:w="2301" w:type="dxa"/>
           </w:tcPr>
           <w:p>
             <w:pPr>
@@ -2329,9 +2659,12 @@
         </w:tc>
       </w:tr>
       <w:tr>
-        <w:tc>
-          <w:tcPr>
-            <w:tcW w:w="715" w:type="dxa"/>
+        <w:trPr>
+          <w:jc w:val="center"/>
+        </w:trPr>
+        <w:tc>
+          <w:tcPr>
+            <w:tcW w:w="708" w:type="dxa"/>
           </w:tcPr>
           <w:p>
             <w:pPr>
@@ -2354,7 +2687,7 @@
         </w:tc>
         <w:tc>
           <w:tcPr>
-            <w:tcW w:w="5040" w:type="dxa"/>
+            <w:tcW w:w="5204" w:type="dxa"/>
           </w:tcPr>
           <w:p>
             <w:pPr>
@@ -2391,7 +2724,7 @@
         </w:tc>
         <w:tc>
           <w:tcPr>
-            <w:tcW w:w="1545" w:type="dxa"/>
+            <w:tcW w:w="2301" w:type="dxa"/>
           </w:tcPr>
           <w:p>
             <w:pPr>
@@ -2406,9 +2739,12 @@
         </w:tc>
       </w:tr>
       <w:tr>
-        <w:tc>
-          <w:tcPr>
-            <w:tcW w:w="715" w:type="dxa"/>
+        <w:trPr>
+          <w:jc w:val="center"/>
+        </w:trPr>
+        <w:tc>
+          <w:tcPr>
+            <w:tcW w:w="708" w:type="dxa"/>
           </w:tcPr>
           <w:p>
             <w:pPr>
@@ -2431,7 +2767,7 @@
         </w:tc>
         <w:tc>
           <w:tcPr>
-            <w:tcW w:w="5040" w:type="dxa"/>
+            <w:tcW w:w="5204" w:type="dxa"/>
           </w:tcPr>
           <w:p>
             <w:pPr>
@@ -2468,7 +2804,7 @@
         </w:tc>
         <w:tc>
           <w:tcPr>
-            <w:tcW w:w="1545" w:type="dxa"/>
+            <w:tcW w:w="2301" w:type="dxa"/>
           </w:tcPr>
           <w:p>
             <w:pPr>
@@ -2530,7 +2866,25 @@
           <w:b/>
           <w:sz w:val="26"/>
         </w:rPr>
-        <w:t xml:space="preserve">                                  Cán bộ t</w:t>
+        <w:t xml:space="preserve">                                  </w:t>
+      </w:r>
+      <w:r>
+        <w:rPr>
+          <w:rFonts w:ascii="Times New Roman" w:hAnsi="Times New Roman"/>
+          <w:b/>
+          <w:sz w:val="26"/>
+        </w:rPr>
+        <w:t xml:space="preserve">         </w:t>
+      </w:r>
+      <w:bookmarkStart w:id="0" w:name="_GoBack"/>
+      <w:bookmarkEnd w:id="0"/>
+      <w:r>
+        <w:rPr>
+          <w:rFonts w:ascii="Times New Roman" w:hAnsi="Times New Roman"/>
+          <w:b/>
+          <w:sz w:val="26"/>
+        </w:rPr>
+        <w:t>Cán bộ t</w:t>
       </w:r>
       <w:r>
         <w:rPr>
@@ -2543,7 +2897,7 @@
     </w:p>
     <w:sectPr>
       <w:pgSz w:w="11906" w:h="16838" w:code="9"/>
-      <w:pgMar w:top="1134" w:right="1134" w:bottom="1134" w:left="1701" w:header="720" w:footer="720" w:gutter="0"/>
+      <w:pgMar w:top="567" w:right="1134" w:bottom="1134" w:left="851" w:header="720" w:footer="720" w:gutter="0"/>
       <w:cols w:space="720"/>
       <w:docGrid w:linePitch="360"/>
     </w:sectPr>
@@ -3406,4 +3760,16 @@
   <a:objectDefaults/>
   <a:extraClrSchemeLst/>
 </a:theme>
+</file>
+
+<file path=customXml/item1.xml><?xml version="1.0" encoding="utf-8"?>
+<b:Sources xmlns:b="http://schemas.openxmlformats.org/officeDocument/2006/bibliography" xmlns="http://schemas.openxmlformats.org/officeDocument/2006/bibliography" SelectedStyle="\APASixthEditionOfficeOnline.xsl" StyleName="APA" Version="6"/>
+</file>
+
+<file path=customXml/itemProps1.xml><?xml version="1.0" encoding="utf-8"?>
+<ds:datastoreItem xmlns:ds="http://schemas.openxmlformats.org/officeDocument/2006/customXml" ds:itemID="{9C13801F-8B75-4A1B-94D1-B53DC47A1A83}">
+  <ds:schemaRefs>
+    <ds:schemaRef ds:uri="http://schemas.openxmlformats.org/officeDocument/2006/bibliography"/>
+  </ds:schemaRefs>
+</ds:datastoreItem>
 </file>
--- a/src/main/resources/templates/DanhMucHoSoChoVay.docx
+++ b/src/main/resources/templates/DanhMucHoSoChoVay.docx
@@ -69,6 +69,16 @@
         </w:rPr>
         <w:t>{{shdtd}}</w:t>
       </w:r>
+      <w:r>
+        <w:rPr>
+          <w:rFonts w:ascii="Times New Roman" w:hAnsi="Times New Roman"/>
+          <w:b/>
+          <w:sz w:val="26"/>
+        </w:rPr>
+        <w:t>/HĐTD</w:t>
+      </w:r>
+      <w:bookmarkStart w:id="0" w:name="_GoBack"/>
+      <w:bookmarkEnd w:id="0"/>
     </w:p>
     <w:p>
       <w:pPr>
@@ -2876,8 +2886,6 @@
         </w:rPr>
         <w:t xml:space="preserve">         </w:t>
       </w:r>
-      <w:bookmarkStart w:id="0" w:name="_GoBack"/>
-      <w:bookmarkEnd w:id="0"/>
       <w:r>
         <w:rPr>
           <w:rFonts w:ascii="Times New Roman" w:hAnsi="Times New Roman"/>
@@ -3767,7 +3775,7 @@
 </file>
 
 <file path=customXml/itemProps1.xml><?xml version="1.0" encoding="utf-8"?>
-<ds:datastoreItem xmlns:ds="http://schemas.openxmlformats.org/officeDocument/2006/customXml" ds:itemID="{9C13801F-8B75-4A1B-94D1-B53DC47A1A83}">
+<ds:datastoreItem xmlns:ds="http://schemas.openxmlformats.org/officeDocument/2006/customXml" ds:itemID="{1B5AA5BE-027B-426B-9CE7-3CC7399C59FD}">
   <ds:schemaRefs>
     <ds:schemaRef ds:uri="http://schemas.openxmlformats.org/officeDocument/2006/bibliography"/>
   </ds:schemaRefs>

--- a/src/main/resources/templates/DanhMucHoSoChoVay.docx
+++ b/src/main/resources/templates/DanhMucHoSoChoVay.docx
@@ -77,8 +77,6 @@
         </w:rPr>
         <w:t>/HĐTD</w:t>
       </w:r>
-      <w:bookmarkStart w:id="0" w:name="_GoBack"/>
-      <w:bookmarkEnd w:id="0"/>
     </w:p>
     <w:p>
       <w:pPr>
@@ -255,6 +253,36 @@
         </w:rPr>
         <w:t>{{slv}}</w:t>
       </w:r>
+    </w:p>
+    <w:p>
+      <w:pPr>
+        <w:pStyle w:val="ListParagraph"/>
+        <w:numPr>
+          <w:ilvl w:val="0"/>
+          <w:numId w:val="1"/>
+        </w:numPr>
+        <w:rPr>
+          <w:rFonts w:ascii="Times New Roman" w:hAnsi="Times New Roman"/>
+          <w:sz w:val="26"/>
+        </w:rPr>
+      </w:pPr>
+      <w:r>
+        <w:rPr>
+          <w:rFonts w:ascii="Times New Roman" w:hAnsi="Times New Roman"/>
+          <w:sz w:val="26"/>
+        </w:rPr>
+        <w:t xml:space="preserve">Loại hình cho vay: </w:t>
+      </w:r>
+      <w:r>
+        <w:rPr>
+          <w:rFonts w:ascii="Times New Roman" w:hAnsi="Times New Roman"/>
+          <w:b/>
+          <w:sz w:val="26"/>
+        </w:rPr>
+        <w:t>{{lvt}}</w:t>
+      </w:r>
+      <w:bookmarkStart w:id="0" w:name="_GoBack"/>
+      <w:bookmarkEnd w:id="0"/>
     </w:p>
     <w:p>
       <w:pPr>
@@ -3775,7 +3803,7 @@
 </file>
 
 <file path=customXml/itemProps1.xml><?xml version="1.0" encoding="utf-8"?>
-<ds:datastoreItem xmlns:ds="http://schemas.openxmlformats.org/officeDocument/2006/customXml" ds:itemID="{1B5AA5BE-027B-426B-9CE7-3CC7399C59FD}">
+<ds:datastoreItem xmlns:ds="http://schemas.openxmlformats.org/officeDocument/2006/customXml" ds:itemID="{568D3774-9C51-4650-861C-006F745315C0}">
   <ds:schemaRefs>
     <ds:schemaRef ds:uri="http://schemas.openxmlformats.org/officeDocument/2006/bibliography"/>
   </ds:schemaRefs>

--- a/src/main/resources/templates/DanhMucHoSoChoVay.docx
+++ b/src/main/resources/templates/DanhMucHoSoChoVay.docx
@@ -281,8 +281,6 @@
         </w:rPr>
         <w:t>{{lvt}}</w:t>
       </w:r>
-      <w:bookmarkStart w:id="0" w:name="_GoBack"/>
-      <w:bookmarkEnd w:id="0"/>
     </w:p>
     <w:p>
       <w:pPr>
@@ -2920,15 +2918,230 @@
           <w:b/>
           <w:sz w:val="26"/>
         </w:rPr>
-        <w:t>Cán bộ t</w:t>
-      </w:r>
-      <w:r>
-        <w:rPr>
-          <w:rFonts w:ascii="Times New Roman" w:hAnsi="Times New Roman"/>
-          <w:b/>
-          <w:sz w:val="26"/>
-        </w:rPr>
-        <w:t>ín dụng</w:t>
+        <w:t>Cán bộ</w:t>
+      </w:r>
+      <w:r>
+        <w:rPr>
+          <w:rFonts w:ascii="Times New Roman" w:hAnsi="Times New Roman"/>
+          <w:b/>
+          <w:sz w:val="26"/>
+        </w:rPr>
+        <w:t xml:space="preserve"> thẩm định</w:t>
+      </w:r>
+    </w:p>
+    <w:p>
+      <w:pPr>
+        <w:rPr>
+          <w:rFonts w:ascii="Times New Roman" w:hAnsi="Times New Roman"/>
+          <w:b/>
+          <w:sz w:val="26"/>
+        </w:rPr>
+      </w:pPr>
+    </w:p>
+    <w:p>
+      <w:pPr>
+        <w:rPr>
+          <w:rFonts w:ascii="Times New Roman" w:hAnsi="Times New Roman"/>
+          <w:b/>
+          <w:i/>
+          <w:sz w:val="26"/>
+        </w:rPr>
+      </w:pPr>
+      <w:r>
+        <w:rPr>
+          <w:rFonts w:ascii="Times New Roman" w:hAnsi="Times New Roman"/>
+          <w:b/>
+          <w:sz w:val="26"/>
+        </w:rPr>
+        <w:t xml:space="preserve">     </w:t>
+      </w:r>
+      <w:r>
+        <w:rPr>
+          <w:rFonts w:ascii="Times New Roman" w:hAnsi="Times New Roman"/>
+          <w:b/>
+          <w:sz w:val="26"/>
+        </w:rPr>
+        <w:tab/>
+      </w:r>
+      <w:r>
+        <w:rPr>
+          <w:rFonts w:ascii="Times New Roman" w:hAnsi="Times New Roman"/>
+          <w:b/>
+          <w:sz w:val="26"/>
+        </w:rPr>
+        <w:tab/>
+      </w:r>
+      <w:r>
+        <w:rPr>
+          <w:rFonts w:ascii="Times New Roman" w:hAnsi="Times New Roman"/>
+          <w:b/>
+          <w:sz w:val="26"/>
+        </w:rPr>
+        <w:tab/>
+      </w:r>
+      <w:r>
+        <w:rPr>
+          <w:rFonts w:ascii="Times New Roman" w:hAnsi="Times New Roman"/>
+          <w:b/>
+          <w:sz w:val="26"/>
+        </w:rPr>
+        <w:tab/>
+      </w:r>
+      <w:r>
+        <w:rPr>
+          <w:rFonts w:ascii="Times New Roman" w:hAnsi="Times New Roman"/>
+          <w:b/>
+          <w:sz w:val="26"/>
+        </w:rPr>
+        <w:tab/>
+      </w:r>
+      <w:r>
+        <w:rPr>
+          <w:rFonts w:ascii="Times New Roman" w:hAnsi="Times New Roman"/>
+          <w:b/>
+          <w:sz w:val="26"/>
+        </w:rPr>
+        <w:tab/>
+      </w:r>
+      <w:r>
+        <w:rPr>
+          <w:rFonts w:ascii="Times New Roman" w:hAnsi="Times New Roman"/>
+          <w:b/>
+          <w:sz w:val="26"/>
+        </w:rPr>
+        <w:tab/>
+      </w:r>
+      <w:r>
+        <w:rPr>
+          <w:rFonts w:ascii="Times New Roman" w:hAnsi="Times New Roman"/>
+          <w:b/>
+          <w:sz w:val="26"/>
+        </w:rPr>
+        <w:tab/>
+      </w:r>
+      <w:r>
+        <w:rPr>
+          <w:rFonts w:ascii="Times New Roman" w:hAnsi="Times New Roman"/>
+          <w:b/>
+          <w:sz w:val="26"/>
+        </w:rPr>
+        <w:tab/>
+      </w:r>
+      <w:r>
+        <w:rPr>
+          <w:rFonts w:ascii="Times New Roman" w:hAnsi="Times New Roman"/>
+          <w:b/>
+          <w:sz w:val="26"/>
+        </w:rPr>
+        <w:tab/>
+      </w:r>
+      <w:r>
+        <w:rPr>
+          <w:rFonts w:ascii="Times New Roman" w:hAnsi="Times New Roman"/>
+          <w:b/>
+          <w:sz w:val="26"/>
+        </w:rPr>
+        <w:tab/>
+      </w:r>
+      <w:r>
+        <w:rPr>
+          <w:rFonts w:ascii="Times New Roman" w:hAnsi="Times New Roman"/>
+          <w:b/>
+          <w:sz w:val="26"/>
+        </w:rPr>
+        <w:tab/>
+      </w:r>
+      <w:r>
+        <w:rPr>
+          <w:rFonts w:ascii="Times New Roman" w:hAnsi="Times New Roman"/>
+          <w:b/>
+          <w:sz w:val="26"/>
+        </w:rPr>
+        <w:tab/>
+      </w:r>
+      <w:r>
+        <w:rPr>
+          <w:rFonts w:ascii="Times New Roman" w:hAnsi="Times New Roman"/>
+          <w:b/>
+          <w:sz w:val="26"/>
+        </w:rPr>
+        <w:tab/>
+      </w:r>
+      <w:r>
+        <w:rPr>
+          <w:rFonts w:ascii="Times New Roman" w:hAnsi="Times New Roman"/>
+          <w:b/>
+          <w:sz w:val="26"/>
+        </w:rPr>
+        <w:tab/>
+      </w:r>
+      <w:r>
+        <w:rPr>
+          <w:rFonts w:ascii="Times New Roman" w:hAnsi="Times New Roman"/>
+          <w:b/>
+          <w:sz w:val="26"/>
+        </w:rPr>
+        <w:tab/>
+      </w:r>
+      <w:r>
+        <w:rPr>
+          <w:rFonts w:ascii="Times New Roman" w:hAnsi="Times New Roman"/>
+          <w:b/>
+          <w:sz w:val="26"/>
+        </w:rPr>
+        <w:tab/>
+      </w:r>
+      <w:r>
+        <w:rPr>
+          <w:rFonts w:ascii="Times New Roman" w:hAnsi="Times New Roman"/>
+          <w:b/>
+          <w:sz w:val="26"/>
+        </w:rPr>
+        <w:tab/>
+      </w:r>
+      <w:r>
+        <w:rPr>
+          <w:rFonts w:ascii="Times New Roman" w:hAnsi="Times New Roman"/>
+          <w:b/>
+          <w:sz w:val="26"/>
+        </w:rPr>
+        <w:tab/>
+      </w:r>
+      <w:r>
+        <w:rPr>
+          <w:rFonts w:ascii="Times New Roman" w:hAnsi="Times New Roman"/>
+          <w:b/>
+          <w:sz w:val="26"/>
+        </w:rPr>
+        <w:tab/>
+      </w:r>
+      <w:r>
+        <w:rPr>
+          <w:rFonts w:ascii="Times New Roman" w:hAnsi="Times New Roman"/>
+          <w:b/>
+          <w:sz w:val="26"/>
+        </w:rPr>
+        <w:tab/>
+      </w:r>
+      <w:r>
+        <w:rPr>
+          <w:rFonts w:ascii="Times New Roman" w:hAnsi="Times New Roman"/>
+          <w:b/>
+          <w:sz w:val="26"/>
+        </w:rPr>
+        <w:tab/>
+        <w:t xml:space="preserve">         </w:t>
+      </w:r>
+      <w:bookmarkStart w:id="0" w:name="_GoBack"/>
+      <w:bookmarkEnd w:id="0"/>
+      <w:r>
+        <w:rPr>
+          <w:rFonts w:ascii="Times New Roman" w:hAnsi="Times New Roman"/>
+          <w:b/>
+          <w:i/>
+          <w:sz w:val="26"/>
+        </w:rPr>
+        <w:t>{{canBoTDVT}}</w:t>
       </w:r>
     </w:p>
     <w:sectPr>
@@ -3803,7 +4016,7 @@
 </file>
 
 <file path=customXml/itemProps1.xml><?xml version="1.0" encoding="utf-8"?>
-<ds:datastoreItem xmlns:ds="http://schemas.openxmlformats.org/officeDocument/2006/customXml" ds:itemID="{568D3774-9C51-4650-861C-006F745315C0}">
+<ds:datastoreItem xmlns:ds="http://schemas.openxmlformats.org/officeDocument/2006/customXml" ds:itemID="{D653A65E-47E4-4249-A0B3-D8EE7B3D5327}">
   <ds:schemaRefs>
     <ds:schemaRef ds:uri="http://schemas.openxmlformats.org/officeDocument/2006/bibliography"/>
   </ds:schemaRefs>

--- a/src/main/resources/templates/DanhMucHoSoChoVay.docx
+++ b/src/main/resources/templates/DanhMucHoSoChoVay.docx
@@ -2953,196 +2953,204 @@
           <w:b/>
           <w:sz w:val="26"/>
         </w:rPr>
+        <w:t xml:space="preserve">    </w:t>
+      </w:r>
+      <w:r>
+        <w:rPr>
+          <w:rFonts w:ascii="Times New Roman" w:hAnsi="Times New Roman"/>
+          <w:b/>
+          <w:sz w:val="26"/>
+        </w:rPr>
+        <w:t xml:space="preserve"> </w:t>
+      </w:r>
+      <w:r>
+        <w:rPr>
+          <w:rFonts w:ascii="Times New Roman" w:hAnsi="Times New Roman"/>
+          <w:b/>
+          <w:sz w:val="26"/>
+        </w:rPr>
+        <w:tab/>
+      </w:r>
+      <w:r>
+        <w:rPr>
+          <w:rFonts w:ascii="Times New Roman" w:hAnsi="Times New Roman"/>
+          <w:b/>
+          <w:sz w:val="26"/>
+        </w:rPr>
+        <w:tab/>
+      </w:r>
+      <w:r>
+        <w:rPr>
+          <w:rFonts w:ascii="Times New Roman" w:hAnsi="Times New Roman"/>
+          <w:b/>
+          <w:sz w:val="26"/>
+        </w:rPr>
+        <w:tab/>
+      </w:r>
+      <w:r>
+        <w:rPr>
+          <w:rFonts w:ascii="Times New Roman" w:hAnsi="Times New Roman"/>
+          <w:b/>
+          <w:sz w:val="26"/>
+        </w:rPr>
+        <w:tab/>
+      </w:r>
+      <w:r>
+        <w:rPr>
+          <w:rFonts w:ascii="Times New Roman" w:hAnsi="Times New Roman"/>
+          <w:b/>
+          <w:sz w:val="26"/>
+        </w:rPr>
+        <w:tab/>
+      </w:r>
+      <w:r>
+        <w:rPr>
+          <w:rFonts w:ascii="Times New Roman" w:hAnsi="Times New Roman"/>
+          <w:b/>
+          <w:sz w:val="26"/>
+        </w:rPr>
+        <w:tab/>
+      </w:r>
+      <w:r>
+        <w:rPr>
+          <w:rFonts w:ascii="Times New Roman" w:hAnsi="Times New Roman"/>
+          <w:b/>
+          <w:sz w:val="26"/>
+        </w:rPr>
+        <w:tab/>
+      </w:r>
+      <w:r>
+        <w:rPr>
+          <w:rFonts w:ascii="Times New Roman" w:hAnsi="Times New Roman"/>
+          <w:b/>
+          <w:sz w:val="26"/>
+        </w:rPr>
+        <w:tab/>
+      </w:r>
+      <w:r>
+        <w:rPr>
+          <w:rFonts w:ascii="Times New Roman" w:hAnsi="Times New Roman"/>
+          <w:b/>
+          <w:sz w:val="26"/>
+        </w:rPr>
+        <w:tab/>
+      </w:r>
+      <w:r>
+        <w:rPr>
+          <w:rFonts w:ascii="Times New Roman" w:hAnsi="Times New Roman"/>
+          <w:b/>
+          <w:sz w:val="26"/>
+        </w:rPr>
+        <w:tab/>
+      </w:r>
+      <w:r>
+        <w:rPr>
+          <w:rFonts w:ascii="Times New Roman" w:hAnsi="Times New Roman"/>
+          <w:b/>
+          <w:sz w:val="26"/>
+        </w:rPr>
+        <w:tab/>
+      </w:r>
+      <w:r>
+        <w:rPr>
+          <w:rFonts w:ascii="Times New Roman" w:hAnsi="Times New Roman"/>
+          <w:b/>
+          <w:sz w:val="26"/>
+        </w:rPr>
+        <w:tab/>
+      </w:r>
+      <w:r>
+        <w:rPr>
+          <w:rFonts w:ascii="Times New Roman" w:hAnsi="Times New Roman"/>
+          <w:b/>
+          <w:sz w:val="26"/>
+        </w:rPr>
+        <w:tab/>
+      </w:r>
+      <w:r>
+        <w:rPr>
+          <w:rFonts w:ascii="Times New Roman" w:hAnsi="Times New Roman"/>
+          <w:b/>
+          <w:sz w:val="26"/>
+        </w:rPr>
+        <w:tab/>
+      </w:r>
+      <w:r>
+        <w:rPr>
+          <w:rFonts w:ascii="Times New Roman" w:hAnsi="Times New Roman"/>
+          <w:b/>
+          <w:sz w:val="26"/>
+        </w:rPr>
+        <w:tab/>
+      </w:r>
+      <w:r>
+        <w:rPr>
+          <w:rFonts w:ascii="Times New Roman" w:hAnsi="Times New Roman"/>
+          <w:b/>
+          <w:sz w:val="26"/>
+        </w:rPr>
+        <w:tab/>
+      </w:r>
+      <w:r>
+        <w:rPr>
+          <w:rFonts w:ascii="Times New Roman" w:hAnsi="Times New Roman"/>
+          <w:b/>
+          <w:sz w:val="26"/>
+        </w:rPr>
+        <w:tab/>
+      </w:r>
+      <w:r>
+        <w:rPr>
+          <w:rFonts w:ascii="Times New Roman" w:hAnsi="Times New Roman"/>
+          <w:b/>
+          <w:sz w:val="26"/>
+        </w:rPr>
+        <w:tab/>
+      </w:r>
+      <w:r>
+        <w:rPr>
+          <w:rFonts w:ascii="Times New Roman" w:hAnsi="Times New Roman"/>
+          <w:b/>
+          <w:sz w:val="26"/>
+        </w:rPr>
+        <w:tab/>
+      </w:r>
+      <w:r>
+        <w:rPr>
+          <w:rFonts w:ascii="Times New Roman" w:hAnsi="Times New Roman"/>
+          <w:b/>
+          <w:sz w:val="26"/>
+        </w:rPr>
+        <w:tab/>
+      </w:r>
+      <w:r>
+        <w:rPr>
+          <w:rFonts w:ascii="Times New Roman" w:hAnsi="Times New Roman"/>
+          <w:b/>
+          <w:sz w:val="26"/>
+        </w:rPr>
+        <w:tab/>
+      </w:r>
+      <w:r>
+        <w:rPr>
+          <w:rFonts w:ascii="Times New Roman" w:hAnsi="Times New Roman"/>
+          <w:b/>
+          <w:sz w:val="26"/>
+        </w:rPr>
+        <w:tab/>
         <w:t xml:space="preserve">     </w:t>
       </w:r>
       <w:r>
         <w:rPr>
           <w:rFonts w:ascii="Times New Roman" w:hAnsi="Times New Roman"/>
           <w:b/>
-          <w:sz w:val="26"/>
-        </w:rPr>
-        <w:tab/>
-      </w:r>
-      <w:r>
-        <w:rPr>
-          <w:rFonts w:ascii="Times New Roman" w:hAnsi="Times New Roman"/>
-          <w:b/>
-          <w:sz w:val="26"/>
-        </w:rPr>
-        <w:tab/>
-      </w:r>
-      <w:r>
-        <w:rPr>
-          <w:rFonts w:ascii="Times New Roman" w:hAnsi="Times New Roman"/>
-          <w:b/>
-          <w:sz w:val="26"/>
-        </w:rPr>
-        <w:tab/>
-      </w:r>
-      <w:r>
-        <w:rPr>
-          <w:rFonts w:ascii="Times New Roman" w:hAnsi="Times New Roman"/>
-          <w:b/>
-          <w:sz w:val="26"/>
-        </w:rPr>
-        <w:tab/>
-      </w:r>
-      <w:r>
-        <w:rPr>
-          <w:rFonts w:ascii="Times New Roman" w:hAnsi="Times New Roman"/>
-          <w:b/>
-          <w:sz w:val="26"/>
-        </w:rPr>
-        <w:tab/>
-      </w:r>
-      <w:r>
-        <w:rPr>
-          <w:rFonts w:ascii="Times New Roman" w:hAnsi="Times New Roman"/>
-          <w:b/>
-          <w:sz w:val="26"/>
-        </w:rPr>
-        <w:tab/>
-      </w:r>
-      <w:r>
-        <w:rPr>
-          <w:rFonts w:ascii="Times New Roman" w:hAnsi="Times New Roman"/>
-          <w:b/>
-          <w:sz w:val="26"/>
-        </w:rPr>
-        <w:tab/>
-      </w:r>
-      <w:r>
-        <w:rPr>
-          <w:rFonts w:ascii="Times New Roman" w:hAnsi="Times New Roman"/>
-          <w:b/>
-          <w:sz w:val="26"/>
-        </w:rPr>
-        <w:tab/>
-      </w:r>
-      <w:r>
-        <w:rPr>
-          <w:rFonts w:ascii="Times New Roman" w:hAnsi="Times New Roman"/>
-          <w:b/>
-          <w:sz w:val="26"/>
-        </w:rPr>
-        <w:tab/>
-      </w:r>
-      <w:r>
-        <w:rPr>
-          <w:rFonts w:ascii="Times New Roman" w:hAnsi="Times New Roman"/>
-          <w:b/>
-          <w:sz w:val="26"/>
-        </w:rPr>
-        <w:tab/>
-      </w:r>
-      <w:r>
-        <w:rPr>
-          <w:rFonts w:ascii="Times New Roman" w:hAnsi="Times New Roman"/>
-          <w:b/>
-          <w:sz w:val="26"/>
-        </w:rPr>
-        <w:tab/>
-      </w:r>
-      <w:r>
-        <w:rPr>
-          <w:rFonts w:ascii="Times New Roman" w:hAnsi="Times New Roman"/>
-          <w:b/>
-          <w:sz w:val="26"/>
-        </w:rPr>
-        <w:tab/>
-      </w:r>
-      <w:r>
-        <w:rPr>
-          <w:rFonts w:ascii="Times New Roman" w:hAnsi="Times New Roman"/>
-          <w:b/>
-          <w:sz w:val="26"/>
-        </w:rPr>
-        <w:tab/>
-      </w:r>
-      <w:r>
-        <w:rPr>
-          <w:rFonts w:ascii="Times New Roman" w:hAnsi="Times New Roman"/>
-          <w:b/>
-          <w:sz w:val="26"/>
-        </w:rPr>
-        <w:tab/>
-      </w:r>
-      <w:r>
-        <w:rPr>
-          <w:rFonts w:ascii="Times New Roman" w:hAnsi="Times New Roman"/>
-          <w:b/>
-          <w:sz w:val="26"/>
-        </w:rPr>
-        <w:tab/>
-      </w:r>
-      <w:r>
-        <w:rPr>
-          <w:rFonts w:ascii="Times New Roman" w:hAnsi="Times New Roman"/>
-          <w:b/>
-          <w:sz w:val="26"/>
-        </w:rPr>
-        <w:tab/>
-      </w:r>
-      <w:r>
-        <w:rPr>
-          <w:rFonts w:ascii="Times New Roman" w:hAnsi="Times New Roman"/>
-          <w:b/>
-          <w:sz w:val="26"/>
-        </w:rPr>
-        <w:tab/>
-      </w:r>
-      <w:r>
-        <w:rPr>
-          <w:rFonts w:ascii="Times New Roman" w:hAnsi="Times New Roman"/>
-          <w:b/>
-          <w:sz w:val="26"/>
-        </w:rPr>
-        <w:tab/>
-      </w:r>
-      <w:r>
-        <w:rPr>
-          <w:rFonts w:ascii="Times New Roman" w:hAnsi="Times New Roman"/>
-          <w:b/>
-          <w:sz w:val="26"/>
-        </w:rPr>
-        <w:tab/>
-      </w:r>
-      <w:r>
-        <w:rPr>
-          <w:rFonts w:ascii="Times New Roman" w:hAnsi="Times New Roman"/>
-          <w:b/>
-          <w:sz w:val="26"/>
-        </w:rPr>
-        <w:tab/>
-      </w:r>
-      <w:r>
-        <w:rPr>
-          <w:rFonts w:ascii="Times New Roman" w:hAnsi="Times New Roman"/>
-          <w:b/>
-          <w:sz w:val="26"/>
-        </w:rPr>
-        <w:tab/>
-      </w:r>
-      <w:r>
-        <w:rPr>
-          <w:rFonts w:ascii="Times New Roman" w:hAnsi="Times New Roman"/>
-          <w:b/>
-          <w:sz w:val="26"/>
-        </w:rPr>
-        <w:tab/>
-        <w:t xml:space="preserve">         </w:t>
+          <w:i/>
+          <w:sz w:val="26"/>
+        </w:rPr>
+        <w:t>{{canBoTDVT}}</w:t>
       </w:r>
       <w:bookmarkStart w:id="0" w:name="_GoBack"/>
       <w:bookmarkEnd w:id="0"/>
-      <w:r>
-        <w:rPr>
-          <w:rFonts w:ascii="Times New Roman" w:hAnsi="Times New Roman"/>
-          <w:b/>
-          <w:i/>
-          <w:sz w:val="26"/>
-        </w:rPr>
-        <w:t>{{canBoTDVT}}</w:t>
-      </w:r>
     </w:p>
     <w:sectPr>
       <w:pgSz w:w="11906" w:h="16838" w:code="9"/>
@@ -4016,7 +4024,7 @@
 </file>
 
 <file path=customXml/itemProps1.xml><?xml version="1.0" encoding="utf-8"?>
-<ds:datastoreItem xmlns:ds="http://schemas.openxmlformats.org/officeDocument/2006/customXml" ds:itemID="{D653A65E-47E4-4249-A0B3-D8EE7B3D5327}">
+<ds:datastoreItem xmlns:ds="http://schemas.openxmlformats.org/officeDocument/2006/customXml" ds:itemID="{AF683AC3-1A3E-490F-8CB5-B2E714CBF457}">
   <ds:schemaRefs>
     <ds:schemaRef ds:uri="http://schemas.openxmlformats.org/officeDocument/2006/bibliography"/>
   </ds:schemaRefs>

--- a/src/main/resources/templates/DanhMucHoSoChoVay.docx
+++ b/src/main/resources/templates/DanhMucHoSoChoVay.docx
@@ -4,6 +4,7 @@
   <w:body>
     <w:p>
       <w:pPr>
+        <w:spacing w:after="0" w:line="288" w:lineRule="auto"/>
         <w:jc w:val="center"/>
         <w:rPr>
           <w:rFonts w:ascii="Times New Roman" w:hAnsi="Times New Roman"/>
@@ -11,6 +12,7 @@
           <w:sz w:val="26"/>
         </w:rPr>
       </w:pPr>
+      <w:bookmarkStart w:id="0" w:name="_GoBack"/>
       <w:r>
         <w:rPr>
           <w:rFonts w:ascii="Times New Roman" w:hAnsi="Times New Roman"/>
@@ -30,6 +32,7 @@
     </w:p>
     <w:p>
       <w:pPr>
+        <w:spacing w:after="0" w:line="288" w:lineRule="auto"/>
         <w:jc w:val="center"/>
         <w:rPr>
           <w:rFonts w:ascii="Times New Roman" w:hAnsi="Times New Roman"/>
@@ -85,6 +88,7 @@
           <w:ilvl w:val="0"/>
           <w:numId w:val="1"/>
         </w:numPr>
+        <w:spacing w:after="0" w:line="288" w:lineRule="auto"/>
         <w:rPr>
           <w:rFonts w:ascii="Times New Roman" w:hAnsi="Times New Roman"/>
           <w:sz w:val="26"/>
@@ -120,6 +124,7 @@
           <w:ilvl w:val="0"/>
           <w:numId w:val="1"/>
         </w:numPr>
+        <w:spacing w:after="0" w:line="288" w:lineRule="auto"/>
         <w:rPr>
           <w:rFonts w:ascii="Times New Roman" w:hAnsi="Times New Roman"/>
           <w:sz w:val="26"/>
@@ -163,6 +168,7 @@
           <w:ilvl w:val="0"/>
           <w:numId w:val="1"/>
         </w:numPr>
+        <w:spacing w:after="0" w:line="288" w:lineRule="auto"/>
         <w:rPr>
           <w:rFonts w:ascii="Times New Roman" w:hAnsi="Times New Roman"/>
           <w:sz w:val="26"/>
@@ -191,6 +197,7 @@
           <w:ilvl w:val="0"/>
           <w:numId w:val="1"/>
         </w:numPr>
+        <w:spacing w:after="0" w:line="288" w:lineRule="auto"/>
         <w:rPr>
           <w:rFonts w:ascii="Times New Roman" w:hAnsi="Times New Roman"/>
           <w:sz w:val="26"/>
@@ -226,6 +233,7 @@
           <w:ilvl w:val="0"/>
           <w:numId w:val="1"/>
         </w:numPr>
+        <w:spacing w:after="0" w:line="288" w:lineRule="auto"/>
         <w:rPr>
           <w:rFonts w:ascii="Times New Roman" w:hAnsi="Times New Roman"/>
           <w:sz w:val="26"/>
@@ -261,6 +269,7 @@
           <w:ilvl w:val="0"/>
           <w:numId w:val="1"/>
         </w:numPr>
+        <w:spacing w:after="0" w:line="288" w:lineRule="auto"/>
         <w:rPr>
           <w:rFonts w:ascii="Times New Roman" w:hAnsi="Times New Roman"/>
           <w:sz w:val="26"/>
@@ -289,6 +298,7 @@
           <w:ilvl w:val="0"/>
           <w:numId w:val="1"/>
         </w:numPr>
+        <w:spacing w:after="0" w:line="288" w:lineRule="auto"/>
         <w:rPr>
           <w:rFonts w:ascii="Times New Roman" w:hAnsi="Times New Roman"/>
           <w:sz w:val="26"/>
@@ -393,6 +403,7 @@
           <w:p>
             <w:pPr>
               <w:pStyle w:val="ListParagraph"/>
+              <w:spacing w:line="288" w:lineRule="auto"/>
               <w:ind w:left="0"/>
               <w:jc w:val="center"/>
               <w:rPr>
@@ -418,6 +429,7 @@
           <w:p>
             <w:pPr>
               <w:pStyle w:val="ListParagraph"/>
+              <w:spacing w:line="288" w:lineRule="auto"/>
               <w:ind w:left="0"/>
               <w:jc w:val="center"/>
               <w:rPr>
@@ -443,6 +455,7 @@
           <w:p>
             <w:pPr>
               <w:pStyle w:val="ListParagraph"/>
+              <w:spacing w:line="288" w:lineRule="auto"/>
               <w:ind w:left="0"/>
               <w:jc w:val="center"/>
               <w:rPr>
@@ -468,6 +481,7 @@
           <w:p>
             <w:pPr>
               <w:pStyle w:val="ListParagraph"/>
+              <w:spacing w:line="288" w:lineRule="auto"/>
               <w:ind w:left="0"/>
               <w:jc w:val="center"/>
               <w:rPr>
@@ -498,6 +512,7 @@
           <w:p>
             <w:pPr>
               <w:pStyle w:val="ListParagraph"/>
+              <w:spacing w:line="288" w:lineRule="auto"/>
               <w:ind w:left="0"/>
               <w:jc w:val="center"/>
               <w:rPr>
@@ -523,6 +538,7 @@
           <w:p>
             <w:pPr>
               <w:pStyle w:val="ListParagraph"/>
+              <w:spacing w:line="288" w:lineRule="auto"/>
               <w:ind w:left="0"/>
               <w:rPr>
                 <w:rFonts w:ascii="Times New Roman" w:hAnsi="Times New Roman"/>
@@ -547,6 +563,7 @@
           <w:p>
             <w:pPr>
               <w:pStyle w:val="ListParagraph"/>
+              <w:spacing w:line="288" w:lineRule="auto"/>
               <w:ind w:left="0"/>
               <w:jc w:val="center"/>
               <w:rPr>
@@ -570,6 +587,7 @@
           <w:p>
             <w:pPr>
               <w:pStyle w:val="ListParagraph"/>
+              <w:spacing w:line="288" w:lineRule="auto"/>
               <w:ind w:left="0"/>
               <w:rPr>
                 <w:rFonts w:ascii="Times New Roman" w:hAnsi="Times New Roman"/>
@@ -590,6 +608,7 @@
           <w:p>
             <w:pPr>
               <w:pStyle w:val="ListParagraph"/>
+              <w:spacing w:line="288" w:lineRule="auto"/>
               <w:ind w:left="0"/>
               <w:jc w:val="center"/>
               <w:rPr>
@@ -613,6 +632,7 @@
           <w:p>
             <w:pPr>
               <w:pStyle w:val="ListParagraph"/>
+              <w:spacing w:line="288" w:lineRule="auto"/>
               <w:ind w:left="0"/>
               <w:rPr>
                 <w:rFonts w:ascii="Times New Roman" w:hAnsi="Times New Roman"/>
@@ -635,6 +655,7 @@
           <w:p>
             <w:pPr>
               <w:pStyle w:val="ListParagraph"/>
+              <w:spacing w:line="288" w:lineRule="auto"/>
               <w:ind w:left="0"/>
               <w:jc w:val="center"/>
               <w:rPr>
@@ -658,6 +679,7 @@
           <w:p>
             <w:pPr>
               <w:pStyle w:val="ListParagraph"/>
+              <w:spacing w:line="288" w:lineRule="auto"/>
               <w:ind w:left="0"/>
               <w:rPr>
                 <w:rFonts w:ascii="Times New Roman" w:hAnsi="Times New Roman"/>
@@ -678,6 +700,7 @@
           <w:p>
             <w:pPr>
               <w:pStyle w:val="ListParagraph"/>
+              <w:spacing w:line="288" w:lineRule="auto"/>
               <w:ind w:left="0"/>
               <w:jc w:val="center"/>
               <w:rPr>
@@ -701,6 +724,7 @@
           <w:p>
             <w:pPr>
               <w:pStyle w:val="ListParagraph"/>
+              <w:spacing w:line="288" w:lineRule="auto"/>
               <w:ind w:left="0"/>
               <w:rPr>
                 <w:rFonts w:ascii="Times New Roman" w:hAnsi="Times New Roman"/>
@@ -723,6 +747,7 @@
           <w:p>
             <w:pPr>
               <w:pStyle w:val="ListParagraph"/>
+              <w:spacing w:line="288" w:lineRule="auto"/>
               <w:ind w:left="0"/>
               <w:jc w:val="center"/>
               <w:rPr>
@@ -746,6 +771,7 @@
           <w:p>
             <w:pPr>
               <w:pStyle w:val="ListParagraph"/>
+              <w:spacing w:line="288" w:lineRule="auto"/>
               <w:ind w:left="0"/>
               <w:rPr>
                 <w:rFonts w:ascii="Times New Roman" w:hAnsi="Times New Roman"/>
@@ -766,6 +792,7 @@
           <w:p>
             <w:pPr>
               <w:pStyle w:val="ListParagraph"/>
+              <w:spacing w:line="288" w:lineRule="auto"/>
               <w:ind w:left="0"/>
               <w:jc w:val="center"/>
               <w:rPr>
@@ -789,6 +816,7 @@
           <w:p>
             <w:pPr>
               <w:pStyle w:val="ListParagraph"/>
+              <w:spacing w:line="288" w:lineRule="auto"/>
               <w:ind w:left="0"/>
               <w:rPr>
                 <w:rFonts w:ascii="Times New Roman" w:hAnsi="Times New Roman"/>
@@ -811,6 +839,7 @@
           <w:p>
             <w:pPr>
               <w:pStyle w:val="ListParagraph"/>
+              <w:spacing w:line="288" w:lineRule="auto"/>
               <w:ind w:left="0"/>
               <w:jc w:val="center"/>
               <w:rPr>
@@ -834,6 +863,7 @@
           <w:p>
             <w:pPr>
               <w:pStyle w:val="ListParagraph"/>
+              <w:spacing w:line="288" w:lineRule="auto"/>
               <w:ind w:left="0"/>
               <w:rPr>
                 <w:rFonts w:ascii="Times New Roman" w:hAnsi="Times New Roman"/>
@@ -854,6 +884,7 @@
           <w:p>
             <w:pPr>
               <w:pStyle w:val="ListParagraph"/>
+              <w:spacing w:line="288" w:lineRule="auto"/>
               <w:ind w:left="0"/>
               <w:jc w:val="center"/>
               <w:rPr>
@@ -877,6 +908,7 @@
           <w:p>
             <w:pPr>
               <w:pStyle w:val="ListParagraph"/>
+              <w:spacing w:line="288" w:lineRule="auto"/>
               <w:ind w:left="0"/>
               <w:rPr>
                 <w:rFonts w:ascii="Times New Roman" w:hAnsi="Times New Roman"/>
@@ -899,6 +931,7 @@
           <w:p>
             <w:pPr>
               <w:pStyle w:val="ListParagraph"/>
+              <w:spacing w:line="288" w:lineRule="auto"/>
               <w:ind w:left="0"/>
               <w:jc w:val="center"/>
               <w:rPr>
@@ -922,6 +955,7 @@
           <w:p>
             <w:pPr>
               <w:pStyle w:val="ListParagraph"/>
+              <w:spacing w:line="288" w:lineRule="auto"/>
               <w:ind w:left="0"/>
               <w:rPr>
                 <w:rFonts w:ascii="Times New Roman" w:hAnsi="Times New Roman"/>
@@ -942,6 +976,7 @@
           <w:p>
             <w:pPr>
               <w:pStyle w:val="ListParagraph"/>
+              <w:spacing w:line="288" w:lineRule="auto"/>
               <w:ind w:left="0"/>
               <w:jc w:val="center"/>
               <w:rPr>
@@ -965,6 +1000,7 @@
           <w:p>
             <w:pPr>
               <w:pStyle w:val="ListParagraph"/>
+              <w:spacing w:line="288" w:lineRule="auto"/>
               <w:ind w:left="0"/>
               <w:rPr>
                 <w:rFonts w:ascii="Times New Roman" w:hAnsi="Times New Roman"/>
@@ -987,6 +1023,7 @@
           <w:p>
             <w:pPr>
               <w:pStyle w:val="ListParagraph"/>
+              <w:spacing w:line="288" w:lineRule="auto"/>
               <w:ind w:left="0"/>
               <w:jc w:val="center"/>
               <w:rPr>
@@ -1010,6 +1047,7 @@
           <w:p>
             <w:pPr>
               <w:pStyle w:val="ListParagraph"/>
+              <w:spacing w:line="288" w:lineRule="auto"/>
               <w:ind w:left="0"/>
               <w:rPr>
                 <w:rFonts w:ascii="Times New Roman" w:hAnsi="Times New Roman"/>
@@ -1030,6 +1068,7 @@
           <w:p>
             <w:pPr>
               <w:pStyle w:val="ListParagraph"/>
+              <w:spacing w:line="288" w:lineRule="auto"/>
               <w:ind w:left="0"/>
               <w:jc w:val="center"/>
               <w:rPr>
@@ -1053,6 +1092,7 @@
           <w:p>
             <w:pPr>
               <w:pStyle w:val="ListParagraph"/>
+              <w:spacing w:line="288" w:lineRule="auto"/>
               <w:ind w:left="0"/>
               <w:rPr>
                 <w:rFonts w:ascii="Times New Roman" w:hAnsi="Times New Roman"/>
@@ -1075,6 +1115,7 @@
           <w:p>
             <w:pPr>
               <w:pStyle w:val="ListParagraph"/>
+              <w:spacing w:line="288" w:lineRule="auto"/>
               <w:ind w:left="0"/>
               <w:jc w:val="center"/>
               <w:rPr>
@@ -1098,6 +1139,7 @@
           <w:p>
             <w:pPr>
               <w:pStyle w:val="ListParagraph"/>
+              <w:spacing w:line="288" w:lineRule="auto"/>
               <w:ind w:left="0"/>
               <w:rPr>
                 <w:rFonts w:ascii="Times New Roman" w:hAnsi="Times New Roman"/>
@@ -1118,6 +1160,7 @@
           <w:p>
             <w:pPr>
               <w:pStyle w:val="ListParagraph"/>
+              <w:spacing w:line="288" w:lineRule="auto"/>
               <w:ind w:left="0"/>
               <w:jc w:val="center"/>
               <w:rPr>
@@ -1141,6 +1184,7 @@
           <w:p>
             <w:pPr>
               <w:pStyle w:val="ListParagraph"/>
+              <w:spacing w:line="288" w:lineRule="auto"/>
               <w:ind w:left="0"/>
               <w:rPr>
                 <w:rFonts w:ascii="Times New Roman" w:hAnsi="Times New Roman"/>
@@ -1163,6 +1207,7 @@
           <w:p>
             <w:pPr>
               <w:pStyle w:val="ListParagraph"/>
+              <w:spacing w:line="288" w:lineRule="auto"/>
               <w:ind w:left="0"/>
               <w:jc w:val="center"/>
               <w:rPr>
@@ -1186,6 +1231,7 @@
           <w:p>
             <w:pPr>
               <w:pStyle w:val="ListParagraph"/>
+              <w:spacing w:line="288" w:lineRule="auto"/>
               <w:ind w:left="0"/>
               <w:rPr>
                 <w:rFonts w:ascii="Times New Roman" w:hAnsi="Times New Roman"/>
@@ -1206,6 +1252,7 @@
           <w:p>
             <w:pPr>
               <w:pStyle w:val="ListParagraph"/>
+              <w:spacing w:line="288" w:lineRule="auto"/>
               <w:ind w:left="0"/>
               <w:jc w:val="center"/>
               <w:rPr>
@@ -1229,6 +1276,7 @@
           <w:p>
             <w:pPr>
               <w:pStyle w:val="ListParagraph"/>
+              <w:spacing w:line="288" w:lineRule="auto"/>
               <w:ind w:left="0"/>
               <w:rPr>
                 <w:rFonts w:ascii="Times New Roman" w:hAnsi="Times New Roman"/>
@@ -1251,6 +1299,7 @@
           <w:p>
             <w:pPr>
               <w:pStyle w:val="ListParagraph"/>
+              <w:spacing w:line="288" w:lineRule="auto"/>
               <w:ind w:left="0"/>
               <w:jc w:val="center"/>
               <w:rPr>
@@ -1274,6 +1323,7 @@
           <w:p>
             <w:pPr>
               <w:pStyle w:val="ListParagraph"/>
+              <w:spacing w:line="288" w:lineRule="auto"/>
               <w:ind w:left="0"/>
               <w:rPr>
                 <w:rFonts w:ascii="Times New Roman" w:hAnsi="Times New Roman"/>
@@ -1294,6 +1344,7 @@
           <w:p>
             <w:pPr>
               <w:pStyle w:val="ListParagraph"/>
+              <w:spacing w:line="288" w:lineRule="auto"/>
               <w:ind w:left="0"/>
               <w:jc w:val="center"/>
               <w:rPr>
@@ -1319,6 +1370,7 @@
           <w:p>
             <w:pPr>
               <w:pStyle w:val="ListParagraph"/>
+              <w:spacing w:line="288" w:lineRule="auto"/>
               <w:ind w:left="0"/>
               <w:rPr>
                 <w:rFonts w:ascii="Times New Roman" w:hAnsi="Times New Roman"/>
@@ -1343,6 +1395,7 @@
           <w:p>
             <w:pPr>
               <w:pStyle w:val="ListParagraph"/>
+              <w:spacing w:line="288" w:lineRule="auto"/>
               <w:ind w:left="0"/>
               <w:jc w:val="center"/>
               <w:rPr>
@@ -1359,6 +1412,7 @@
           <w:p>
             <w:pPr>
               <w:pStyle w:val="ListParagraph"/>
+              <w:spacing w:line="288" w:lineRule="auto"/>
               <w:ind w:left="0"/>
               <w:rPr>
                 <w:rFonts w:ascii="Times New Roman" w:hAnsi="Times New Roman"/>
@@ -1379,6 +1433,7 @@
           <w:p>
             <w:pPr>
               <w:pStyle w:val="ListParagraph"/>
+              <w:spacing w:line="288" w:lineRule="auto"/>
               <w:ind w:left="0"/>
               <w:jc w:val="center"/>
               <w:rPr>
@@ -1402,6 +1457,7 @@
           <w:p>
             <w:pPr>
               <w:pStyle w:val="ListParagraph"/>
+              <w:spacing w:line="288" w:lineRule="auto"/>
               <w:ind w:left="0"/>
               <w:rPr>
                 <w:rFonts w:ascii="Times New Roman" w:hAnsi="Times New Roman"/>
@@ -1431,6 +1487,7 @@
           <w:p>
             <w:pPr>
               <w:pStyle w:val="ListParagraph"/>
+              <w:spacing w:line="288" w:lineRule="auto"/>
               <w:ind w:left="0"/>
               <w:jc w:val="center"/>
               <w:rPr>
@@ -1454,6 +1511,7 @@
           <w:p>
             <w:pPr>
               <w:pStyle w:val="ListParagraph"/>
+              <w:spacing w:line="288" w:lineRule="auto"/>
               <w:ind w:left="0"/>
               <w:rPr>
                 <w:rFonts w:ascii="Times New Roman" w:hAnsi="Times New Roman"/>
@@ -1474,6 +1532,7 @@
           <w:p>
             <w:pPr>
               <w:pStyle w:val="ListParagraph"/>
+              <w:spacing w:line="288" w:lineRule="auto"/>
               <w:ind w:left="0"/>
               <w:jc w:val="center"/>
               <w:rPr>
@@ -1497,6 +1556,7 @@
           <w:p>
             <w:pPr>
               <w:pStyle w:val="ListParagraph"/>
+              <w:spacing w:line="288" w:lineRule="auto"/>
               <w:ind w:left="0"/>
               <w:rPr>
                 <w:rFonts w:ascii="Times New Roman" w:hAnsi="Times New Roman"/>
@@ -1519,6 +1579,7 @@
           <w:p>
             <w:pPr>
               <w:pStyle w:val="ListParagraph"/>
+              <w:spacing w:line="288" w:lineRule="auto"/>
               <w:ind w:left="0"/>
               <w:jc w:val="center"/>
               <w:rPr>
@@ -1542,6 +1603,7 @@
           <w:p>
             <w:pPr>
               <w:pStyle w:val="ListParagraph"/>
+              <w:spacing w:line="288" w:lineRule="auto"/>
               <w:ind w:left="0"/>
               <w:rPr>
                 <w:rFonts w:ascii="Times New Roman" w:hAnsi="Times New Roman"/>
@@ -1562,6 +1624,7 @@
           <w:p>
             <w:pPr>
               <w:pStyle w:val="ListParagraph"/>
+              <w:spacing w:line="288" w:lineRule="auto"/>
               <w:ind w:left="0"/>
               <w:jc w:val="center"/>
               <w:rPr>
@@ -1585,6 +1648,7 @@
           <w:p>
             <w:pPr>
               <w:pStyle w:val="ListParagraph"/>
+              <w:spacing w:line="288" w:lineRule="auto"/>
               <w:ind w:left="0"/>
               <w:rPr>
                 <w:rFonts w:ascii="Times New Roman" w:hAnsi="Times New Roman"/>
@@ -1614,6 +1678,7 @@
           <w:p>
             <w:pPr>
               <w:pStyle w:val="ListParagraph"/>
+              <w:spacing w:line="288" w:lineRule="auto"/>
               <w:ind w:left="0"/>
               <w:jc w:val="center"/>
               <w:rPr>
@@ -1637,6 +1702,7 @@
           <w:p>
             <w:pPr>
               <w:pStyle w:val="ListParagraph"/>
+              <w:spacing w:line="288" w:lineRule="auto"/>
               <w:ind w:left="0"/>
               <w:rPr>
                 <w:rFonts w:ascii="Times New Roman" w:hAnsi="Times New Roman"/>
@@ -1657,6 +1723,7 @@
           <w:p>
             <w:pPr>
               <w:pStyle w:val="ListParagraph"/>
+              <w:spacing w:line="288" w:lineRule="auto"/>
               <w:ind w:left="0"/>
               <w:jc w:val="center"/>
               <w:rPr>
@@ -1680,6 +1747,7 @@
           <w:p>
             <w:pPr>
               <w:pStyle w:val="ListParagraph"/>
+              <w:spacing w:line="288" w:lineRule="auto"/>
               <w:ind w:left="0"/>
               <w:rPr>
                 <w:rFonts w:ascii="Times New Roman" w:hAnsi="Times New Roman"/>
@@ -1716,6 +1784,7 @@
           <w:p>
             <w:pPr>
               <w:pStyle w:val="ListParagraph"/>
+              <w:spacing w:line="288" w:lineRule="auto"/>
               <w:ind w:left="0"/>
               <w:jc w:val="center"/>
               <w:rPr>
@@ -1732,6 +1801,7 @@
           <w:p>
             <w:pPr>
               <w:pStyle w:val="ListParagraph"/>
+              <w:spacing w:line="288" w:lineRule="auto"/>
               <w:ind w:left="0"/>
               <w:rPr>
                 <w:rFonts w:ascii="Times New Roman" w:hAnsi="Times New Roman"/>
@@ -1752,6 +1822,7 @@
           <w:p>
             <w:pPr>
               <w:pStyle w:val="ListParagraph"/>
+              <w:spacing w:line="288" w:lineRule="auto"/>
               <w:ind w:left="0"/>
               <w:jc w:val="center"/>
               <w:rPr>
@@ -1775,6 +1846,7 @@
           <w:p>
             <w:pPr>
               <w:pStyle w:val="ListParagraph"/>
+              <w:spacing w:line="288" w:lineRule="auto"/>
               <w:ind w:left="0"/>
               <w:rPr>
                 <w:rFonts w:ascii="Times New Roman" w:hAnsi="Times New Roman"/>
@@ -1797,6 +1869,7 @@
           <w:p>
             <w:pPr>
               <w:pStyle w:val="ListParagraph"/>
+              <w:spacing w:line="288" w:lineRule="auto"/>
               <w:ind w:left="0"/>
               <w:jc w:val="center"/>
               <w:rPr>
@@ -1820,6 +1893,7 @@
           <w:p>
             <w:pPr>
               <w:pStyle w:val="ListParagraph"/>
+              <w:spacing w:line="288" w:lineRule="auto"/>
               <w:ind w:left="0"/>
               <w:rPr>
                 <w:rFonts w:ascii="Times New Roman" w:hAnsi="Times New Roman"/>
@@ -1840,6 +1914,7 @@
           <w:p>
             <w:pPr>
               <w:pStyle w:val="ListParagraph"/>
+              <w:spacing w:line="288" w:lineRule="auto"/>
               <w:ind w:left="0"/>
               <w:jc w:val="center"/>
               <w:rPr>
@@ -1865,6 +1940,7 @@
           <w:p>
             <w:pPr>
               <w:pStyle w:val="ListParagraph"/>
+              <w:spacing w:line="288" w:lineRule="auto"/>
               <w:ind w:left="0"/>
               <w:rPr>
                 <w:rFonts w:ascii="Times New Roman" w:hAnsi="Times New Roman"/>
@@ -1889,6 +1965,7 @@
           <w:p>
             <w:pPr>
               <w:pStyle w:val="ListParagraph"/>
+              <w:spacing w:line="288" w:lineRule="auto"/>
               <w:ind w:left="0"/>
               <w:jc w:val="center"/>
               <w:rPr>
@@ -1905,6 +1982,7 @@
           <w:p>
             <w:pPr>
               <w:pStyle w:val="ListParagraph"/>
+              <w:spacing w:line="288" w:lineRule="auto"/>
               <w:ind w:left="0"/>
               <w:rPr>
                 <w:rFonts w:ascii="Times New Roman" w:hAnsi="Times New Roman"/>
@@ -1925,6 +2003,7 @@
           <w:p>
             <w:pPr>
               <w:pStyle w:val="ListParagraph"/>
+              <w:spacing w:line="288" w:lineRule="auto"/>
               <w:ind w:left="0"/>
               <w:jc w:val="center"/>
               <w:rPr>
@@ -1948,6 +2027,7 @@
           <w:p>
             <w:pPr>
               <w:pStyle w:val="ListParagraph"/>
+              <w:spacing w:line="288" w:lineRule="auto"/>
               <w:ind w:left="0"/>
               <w:rPr>
                 <w:rFonts w:ascii="Times New Roman" w:hAnsi="Times New Roman"/>
@@ -1970,6 +2050,7 @@
           <w:p>
             <w:pPr>
               <w:pStyle w:val="ListParagraph"/>
+              <w:spacing w:line="288" w:lineRule="auto"/>
               <w:ind w:left="0"/>
               <w:jc w:val="center"/>
               <w:rPr>
@@ -1993,6 +2074,7 @@
           <w:p>
             <w:pPr>
               <w:pStyle w:val="ListParagraph"/>
+              <w:spacing w:line="288" w:lineRule="auto"/>
               <w:ind w:left="0"/>
               <w:rPr>
                 <w:rFonts w:ascii="Times New Roman" w:hAnsi="Times New Roman"/>
@@ -2013,6 +2095,7 @@
           <w:p>
             <w:pPr>
               <w:pStyle w:val="ListParagraph"/>
+              <w:spacing w:line="288" w:lineRule="auto"/>
               <w:ind w:left="0"/>
               <w:jc w:val="center"/>
               <w:rPr>
@@ -2036,6 +2119,7 @@
           <w:p>
             <w:pPr>
               <w:pStyle w:val="ListParagraph"/>
+              <w:spacing w:line="288" w:lineRule="auto"/>
               <w:ind w:left="0"/>
               <w:rPr>
                 <w:rFonts w:ascii="Times New Roman" w:hAnsi="Times New Roman"/>
@@ -2058,6 +2142,7 @@
           <w:p>
             <w:pPr>
               <w:pStyle w:val="ListParagraph"/>
+              <w:spacing w:line="288" w:lineRule="auto"/>
               <w:ind w:left="0"/>
               <w:jc w:val="center"/>
               <w:rPr>
@@ -2081,6 +2166,7 @@
           <w:p>
             <w:pPr>
               <w:pStyle w:val="ListParagraph"/>
+              <w:spacing w:line="288" w:lineRule="auto"/>
               <w:ind w:left="0"/>
               <w:rPr>
                 <w:rFonts w:ascii="Times New Roman" w:hAnsi="Times New Roman"/>
@@ -2101,6 +2187,7 @@
           <w:p>
             <w:pPr>
               <w:pStyle w:val="ListParagraph"/>
+              <w:spacing w:line="288" w:lineRule="auto"/>
               <w:ind w:left="0"/>
               <w:jc w:val="center"/>
               <w:rPr>
@@ -2126,6 +2213,7 @@
           <w:p>
             <w:pPr>
               <w:pStyle w:val="ListParagraph"/>
+              <w:spacing w:line="288" w:lineRule="auto"/>
               <w:ind w:left="0"/>
               <w:rPr>
                 <w:rFonts w:ascii="Times New Roman" w:hAnsi="Times New Roman"/>
@@ -2150,6 +2238,7 @@
           <w:p>
             <w:pPr>
               <w:pStyle w:val="ListParagraph"/>
+              <w:spacing w:line="288" w:lineRule="auto"/>
               <w:ind w:left="0"/>
               <w:jc w:val="center"/>
               <w:rPr>
@@ -2166,6 +2255,7 @@
           <w:p>
             <w:pPr>
               <w:pStyle w:val="ListParagraph"/>
+              <w:spacing w:line="288" w:lineRule="auto"/>
               <w:ind w:left="0"/>
               <w:rPr>
                 <w:rFonts w:ascii="Times New Roman" w:hAnsi="Times New Roman"/>
@@ -2186,6 +2276,7 @@
           <w:p>
             <w:pPr>
               <w:pStyle w:val="ListParagraph"/>
+              <w:spacing w:line="288" w:lineRule="auto"/>
               <w:ind w:left="0"/>
               <w:jc w:val="center"/>
               <w:rPr>
@@ -2209,6 +2300,7 @@
           <w:p>
             <w:pPr>
               <w:pStyle w:val="ListParagraph"/>
+              <w:spacing w:line="288" w:lineRule="auto"/>
               <w:ind w:left="0"/>
               <w:rPr>
                 <w:rFonts w:ascii="Times New Roman" w:hAnsi="Times New Roman"/>
@@ -2233,6 +2325,7 @@
           <w:p>
             <w:pPr>
               <w:pStyle w:val="ListParagraph"/>
+              <w:spacing w:line="288" w:lineRule="auto"/>
               <w:ind w:left="0"/>
               <w:jc w:val="center"/>
               <w:rPr>
@@ -2256,6 +2349,7 @@
           <w:p>
             <w:pPr>
               <w:pStyle w:val="ListParagraph"/>
+              <w:spacing w:line="288" w:lineRule="auto"/>
               <w:ind w:left="0"/>
               <w:rPr>
                 <w:rFonts w:ascii="Times New Roman" w:hAnsi="Times New Roman"/>
@@ -2276,6 +2370,7 @@
           <w:p>
             <w:pPr>
               <w:pStyle w:val="ListParagraph"/>
+              <w:spacing w:line="288" w:lineRule="auto"/>
               <w:ind w:left="0"/>
               <w:jc w:val="center"/>
               <w:rPr>
@@ -2299,6 +2394,7 @@
           <w:p>
             <w:pPr>
               <w:pStyle w:val="ListParagraph"/>
+              <w:spacing w:line="288" w:lineRule="auto"/>
               <w:ind w:left="0"/>
               <w:rPr>
                 <w:rFonts w:ascii="Times New Roman" w:hAnsi="Times New Roman"/>
@@ -2342,6 +2438,7 @@
           <w:p>
             <w:pPr>
               <w:pStyle w:val="ListParagraph"/>
+              <w:spacing w:line="288" w:lineRule="auto"/>
               <w:ind w:left="0"/>
               <w:jc w:val="center"/>
               <w:rPr>
@@ -2365,6 +2462,7 @@
           <w:p>
             <w:pPr>
               <w:pStyle w:val="ListParagraph"/>
+              <w:spacing w:line="288" w:lineRule="auto"/>
               <w:ind w:left="0"/>
               <w:rPr>
                 <w:rFonts w:ascii="Times New Roman" w:hAnsi="Times New Roman"/>
@@ -2385,6 +2483,7 @@
           <w:p>
             <w:pPr>
               <w:pStyle w:val="ListParagraph"/>
+              <w:spacing w:line="288" w:lineRule="auto"/>
               <w:ind w:left="0"/>
               <w:jc w:val="center"/>
               <w:rPr>
@@ -2408,6 +2507,7 @@
           <w:p>
             <w:pPr>
               <w:pStyle w:val="ListParagraph"/>
+              <w:spacing w:line="288" w:lineRule="auto"/>
               <w:ind w:left="0"/>
               <w:rPr>
                 <w:rFonts w:ascii="Times New Roman" w:hAnsi="Times New Roman"/>
@@ -2430,6 +2530,7 @@
           <w:p>
             <w:pPr>
               <w:pStyle w:val="ListParagraph"/>
+              <w:spacing w:line="288" w:lineRule="auto"/>
               <w:ind w:left="0"/>
               <w:rPr>
                 <w:rFonts w:ascii="Times New Roman" w:hAnsi="Times New Roman"/>
@@ -2445,6 +2546,7 @@
           <w:p>
             <w:pPr>
               <w:pStyle w:val="ListParagraph"/>
+              <w:spacing w:line="288" w:lineRule="auto"/>
               <w:ind w:left="0"/>
               <w:rPr>
                 <w:rFonts w:ascii="Times New Roman" w:hAnsi="Times New Roman"/>
@@ -2465,6 +2567,7 @@
           <w:p>
             <w:pPr>
               <w:pStyle w:val="ListParagraph"/>
+              <w:spacing w:line="288" w:lineRule="auto"/>
               <w:ind w:left="0"/>
               <w:jc w:val="center"/>
               <w:rPr>
@@ -2488,6 +2591,7 @@
           <w:p>
             <w:pPr>
               <w:pStyle w:val="ListParagraph"/>
+              <w:spacing w:line="288" w:lineRule="auto"/>
               <w:ind w:left="0"/>
               <w:rPr>
                 <w:rFonts w:ascii="Times New Roman" w:hAnsi="Times New Roman"/>
@@ -2510,6 +2614,7 @@
           <w:p>
             <w:pPr>
               <w:pStyle w:val="ListParagraph"/>
+              <w:spacing w:line="288" w:lineRule="auto"/>
               <w:ind w:left="0"/>
               <w:rPr>
                 <w:rFonts w:ascii="Times New Roman" w:hAnsi="Times New Roman"/>
@@ -2525,6 +2630,7 @@
           <w:p>
             <w:pPr>
               <w:pStyle w:val="ListParagraph"/>
+              <w:spacing w:line="288" w:lineRule="auto"/>
               <w:ind w:left="0"/>
               <w:rPr>
                 <w:rFonts w:ascii="Times New Roman" w:hAnsi="Times New Roman"/>
@@ -2545,6 +2651,7 @@
           <w:p>
             <w:pPr>
               <w:pStyle w:val="ListParagraph"/>
+              <w:spacing w:line="288" w:lineRule="auto"/>
               <w:ind w:left="0"/>
               <w:jc w:val="center"/>
               <w:rPr>
@@ -2568,6 +2675,7 @@
           <w:p>
             <w:pPr>
               <w:pStyle w:val="ListParagraph"/>
+              <w:spacing w:line="288" w:lineRule="auto"/>
               <w:ind w:left="0"/>
               <w:rPr>
                 <w:rFonts w:ascii="Times New Roman" w:hAnsi="Times New Roman"/>
@@ -2590,6 +2698,7 @@
           <w:p>
             <w:pPr>
               <w:pStyle w:val="ListParagraph"/>
+              <w:spacing w:line="288" w:lineRule="auto"/>
               <w:ind w:left="0"/>
               <w:rPr>
                 <w:rFonts w:ascii="Times New Roman" w:hAnsi="Times New Roman"/>
@@ -2605,6 +2714,7 @@
           <w:p>
             <w:pPr>
               <w:pStyle w:val="ListParagraph"/>
+              <w:spacing w:line="288" w:lineRule="auto"/>
               <w:ind w:left="0"/>
               <w:rPr>
                 <w:rFonts w:ascii="Times New Roman" w:hAnsi="Times New Roman"/>
@@ -2625,6 +2735,7 @@
           <w:p>
             <w:pPr>
               <w:pStyle w:val="ListParagraph"/>
+              <w:spacing w:line="288" w:lineRule="auto"/>
               <w:ind w:left="0"/>
               <w:jc w:val="center"/>
               <w:rPr>
@@ -2648,6 +2759,7 @@
           <w:p>
             <w:pPr>
               <w:pStyle w:val="ListParagraph"/>
+              <w:spacing w:line="288" w:lineRule="auto"/>
               <w:ind w:left="0"/>
               <w:rPr>
                 <w:rFonts w:ascii="Times New Roman" w:hAnsi="Times New Roman"/>
@@ -2670,6 +2782,7 @@
           <w:p>
             <w:pPr>
               <w:pStyle w:val="ListParagraph"/>
+              <w:spacing w:line="288" w:lineRule="auto"/>
               <w:ind w:left="0"/>
               <w:rPr>
                 <w:rFonts w:ascii="Times New Roman" w:hAnsi="Times New Roman"/>
@@ -2685,6 +2798,7 @@
           <w:p>
             <w:pPr>
               <w:pStyle w:val="ListParagraph"/>
+              <w:spacing w:line="288" w:lineRule="auto"/>
               <w:ind w:left="0"/>
               <w:rPr>
                 <w:rFonts w:ascii="Times New Roman" w:hAnsi="Times New Roman"/>
@@ -2705,6 +2819,7 @@
           <w:p>
             <w:pPr>
               <w:pStyle w:val="ListParagraph"/>
+              <w:spacing w:line="288" w:lineRule="auto"/>
               <w:ind w:left="0"/>
               <w:jc w:val="center"/>
               <w:rPr>
@@ -2728,6 +2843,7 @@
           <w:p>
             <w:pPr>
               <w:pStyle w:val="ListParagraph"/>
+              <w:spacing w:line="288" w:lineRule="auto"/>
               <w:ind w:left="0"/>
               <w:rPr>
                 <w:rFonts w:ascii="Times New Roman" w:hAnsi="Times New Roman"/>
@@ -2750,6 +2866,7 @@
           <w:p>
             <w:pPr>
               <w:pStyle w:val="ListParagraph"/>
+              <w:spacing w:line="288" w:lineRule="auto"/>
               <w:ind w:left="0"/>
               <w:rPr>
                 <w:rFonts w:ascii="Times New Roman" w:hAnsi="Times New Roman"/>
@@ -2765,6 +2882,7 @@
           <w:p>
             <w:pPr>
               <w:pStyle w:val="ListParagraph"/>
+              <w:spacing w:line="288" w:lineRule="auto"/>
               <w:ind w:left="0"/>
               <w:rPr>
                 <w:rFonts w:ascii="Times New Roman" w:hAnsi="Times New Roman"/>
@@ -2785,6 +2903,7 @@
           <w:p>
             <w:pPr>
               <w:pStyle w:val="ListParagraph"/>
+              <w:spacing w:line="288" w:lineRule="auto"/>
               <w:ind w:left="0"/>
               <w:jc w:val="center"/>
               <w:rPr>
@@ -2808,6 +2927,7 @@
           <w:p>
             <w:pPr>
               <w:pStyle w:val="ListParagraph"/>
+              <w:spacing w:line="288" w:lineRule="auto"/>
               <w:ind w:left="0"/>
               <w:rPr>
                 <w:rFonts w:ascii="Times New Roman" w:hAnsi="Times New Roman"/>
@@ -2830,6 +2950,7 @@
           <w:p>
             <w:pPr>
               <w:pStyle w:val="ListParagraph"/>
+              <w:spacing w:line="288" w:lineRule="auto"/>
               <w:ind w:left="0"/>
               <w:rPr>
                 <w:rFonts w:ascii="Times New Roman" w:hAnsi="Times New Roman"/>
@@ -2845,6 +2966,7 @@
           <w:p>
             <w:pPr>
               <w:pStyle w:val="ListParagraph"/>
+              <w:spacing w:line="288" w:lineRule="auto"/>
               <w:ind w:left="0"/>
               <w:rPr>
                 <w:rFonts w:ascii="Times New Roman" w:hAnsi="Times New Roman"/>
@@ -2857,6 +2979,7 @@
     </w:tbl>
     <w:p>
       <w:pPr>
+        <w:spacing w:after="0" w:line="288" w:lineRule="auto"/>
         <w:rPr>
           <w:rFonts w:ascii="Times New Roman" w:hAnsi="Times New Roman"/>
           <w:b/>
@@ -2869,11 +2992,13 @@
           <w:b/>
           <w:sz w:val="26"/>
         </w:rPr>
-        <w:t xml:space="preserve">                     </w:t>
+        <w:t xml:space="preserve">                    </w:t>
       </w:r>
     </w:p>
     <w:p>
       <w:pPr>
+        <w:spacing w:after="0" w:line="288" w:lineRule="auto"/>
+        <w:ind w:left="720" w:firstLine="720"/>
         <w:rPr>
           <w:rFonts w:ascii="Times New Roman" w:hAnsi="Times New Roman"/>
           <w:b/>
@@ -2886,15 +3011,15 @@
           <w:b/>
           <w:sz w:val="26"/>
         </w:rPr>
-        <w:t xml:space="preserve">                   </w:t>
-      </w:r>
-      <w:r>
-        <w:rPr>
-          <w:rFonts w:ascii="Times New Roman" w:hAnsi="Times New Roman"/>
-          <w:b/>
-          <w:sz w:val="26"/>
-        </w:rPr>
-        <w:t xml:space="preserve">                                            </w:t>
+        <w:t>Kiểm soát</w:t>
+      </w:r>
+      <w:r>
+        <w:rPr>
+          <w:rFonts w:ascii="Times New Roman" w:hAnsi="Times New Roman"/>
+          <w:b/>
+          <w:sz w:val="26"/>
+        </w:rPr>
+        <w:t xml:space="preserve">                       </w:t>
       </w:r>
       <w:r>
         <w:rPr>
@@ -2918,19 +3043,20 @@
           <w:b/>
           <w:sz w:val="26"/>
         </w:rPr>
-        <w:t>Cán bộ</w:t>
-      </w:r>
-      <w:r>
-        <w:rPr>
-          <w:rFonts w:ascii="Times New Roman" w:hAnsi="Times New Roman"/>
-          <w:b/>
-          <w:sz w:val="26"/>
-        </w:rPr>
-        <w:t xml:space="preserve"> thẩm định</w:t>
+        <w:t xml:space="preserve">            T</w:t>
+      </w:r>
+      <w:r>
+        <w:rPr>
+          <w:rFonts w:ascii="Times New Roman" w:hAnsi="Times New Roman"/>
+          <w:b/>
+          <w:sz w:val="26"/>
+        </w:rPr>
+        <w:t>ín dụng</w:t>
       </w:r>
     </w:p>
     <w:p>
       <w:pPr>
+        <w:spacing w:after="0" w:line="288" w:lineRule="auto"/>
         <w:rPr>
           <w:rFonts w:ascii="Times New Roman" w:hAnsi="Times New Roman"/>
           <w:b/>
@@ -2940,6 +3066,7 @@
     </w:p>
     <w:p>
       <w:pPr>
+        <w:spacing w:after="0" w:line="288" w:lineRule="auto"/>
         <w:rPr>
           <w:rFonts w:ascii="Times New Roman" w:hAnsi="Times New Roman"/>
           <w:b/>
@@ -3140,16 +3267,6 @@
         <w:tab/>
         <w:t xml:space="preserve">     </w:t>
       </w:r>
-      <w:r>
-        <w:rPr>
-          <w:rFonts w:ascii="Times New Roman" w:hAnsi="Times New Roman"/>
-          <w:b/>
-          <w:i/>
-          <w:sz w:val="26"/>
-        </w:rPr>
-        <w:t>{{canBoTDVT}}</w:t>
-      </w:r>
-      <w:bookmarkStart w:id="0" w:name="_GoBack"/>
       <w:bookmarkEnd w:id="0"/>
     </w:p>
     <w:sectPr>
@@ -4024,7 +4141,7 @@
 </file>
 
 <file path=customXml/itemProps1.xml><?xml version="1.0" encoding="utf-8"?>
-<ds:datastoreItem xmlns:ds="http://schemas.openxmlformats.org/officeDocument/2006/customXml" ds:itemID="{AF683AC3-1A3E-490F-8CB5-B2E714CBF457}">
+<ds:datastoreItem xmlns:ds="http://schemas.openxmlformats.org/officeDocument/2006/customXml" ds:itemID="{425EF2C5-6039-4585-AFC5-12755B295D58}">
   <ds:schemaRefs>
     <ds:schemaRef ds:uri="http://schemas.openxmlformats.org/officeDocument/2006/bibliography"/>
   </ds:schemaRefs>
